--- a/projects/components/mem-ctrl-ip/scoria-ddr3-lpddr3/docs/DDR3_LPDDR3_HAS_v0.7.docx
+++ b/projects/components/mem-ctrl-ip/scoria-ddr3-lpddr3/docs/DDR3_LPDDR3_HAS_v0.7.docx
@@ -160,7 +160,7 @@
             </w:rPr>
             <w:fldChar w:fldCharType="separate"/>
           </w:r>
-          <w:hyperlink w:anchor="__RefHeading___Toc6735_1687545286">
+          <w:hyperlink w:anchor="__RefHeading___Toc6960_3463820326">
             <w:r>
               <w:rPr>
                 <w:webHidden/>
@@ -181,7 +181,7 @@
             </w:tabs>
             <w:rPr/>
           </w:pPr>
-          <w:hyperlink w:anchor="__RefHeading___Toc6737_1687545286">
+          <w:hyperlink w:anchor="__RefHeading___Toc6962_3463820326">
             <w:r>
               <w:rPr>
                 <w:webHidden/>
@@ -189,7 +189,7 @@
               </w:rPr>
               <w:t>2 Document Information</w:t>
               <w:tab/>
-              <w:t>9</w:t>
+              <w:t>10</w:t>
             </w:r>
           </w:hyperlink>
         </w:p>
@@ -202,7 +202,7 @@
             </w:tabs>
             <w:rPr/>
           </w:pPr>
-          <w:hyperlink w:anchor="__RefHeading___Toc6739_1687545286">
+          <w:hyperlink w:anchor="__RefHeading___Toc6964_3463820326">
             <w:r>
               <w:rPr>
                 <w:webHidden/>
@@ -210,7 +210,7 @@
               </w:rPr>
               <w:t>2.1 Related documents</w:t>
               <w:tab/>
-              <w:t>9</w:t>
+              <w:t>10</w:t>
             </w:r>
           </w:hyperlink>
         </w:p>
@@ -223,7 +223,7 @@
             </w:tabs>
             <w:rPr/>
           </w:pPr>
-          <w:hyperlink w:anchor="__RefHeading___Toc6741_1687545286">
+          <w:hyperlink w:anchor="__RefHeading___Toc6966_3463820326">
             <w:r>
               <w:rPr>
                 <w:webHidden/>
@@ -231,7 +231,7 @@
               </w:rPr>
               <w:t>2.2 Terminology</w:t>
               <w:tab/>
-              <w:t>10</w:t>
+              <w:t>11</w:t>
             </w:r>
           </w:hyperlink>
         </w:p>
@@ -244,7 +244,7 @@
             </w:tabs>
             <w:rPr/>
           </w:pPr>
-          <w:hyperlink w:anchor="__RefHeading___Toc6743_1687545286">
+          <w:hyperlink w:anchor="__RefHeading___Toc6968_3463820326">
             <w:r>
               <w:rPr>
                 <w:webHidden/>
@@ -252,7 +252,7 @@
               </w:rPr>
               <w:t>2.3 Revision History</w:t>
               <w:tab/>
-              <w:t>10</w:t>
+              <w:t>11</w:t>
             </w:r>
           </w:hyperlink>
         </w:p>
@@ -265,7 +265,7 @@
             </w:tabs>
             <w:rPr/>
           </w:pPr>
-          <w:hyperlink w:anchor="__RefHeading___Toc6745_1687545286">
+          <w:hyperlink w:anchor="__RefHeading___Toc6970_3463820326">
             <w:r>
               <w:rPr>
                 <w:webHidden/>
@@ -273,7 +273,7 @@
               </w:rPr>
               <w:t>2.4 How to read this book</w:t>
               <w:tab/>
-              <w:t>12</w:t>
+              <w:t>13</w:t>
             </w:r>
           </w:hyperlink>
         </w:p>
@@ -286,7 +286,7 @@
             </w:tabs>
             <w:rPr/>
           </w:pPr>
-          <w:hyperlink w:anchor="__RefHeading___Toc6747_1687545286">
+          <w:hyperlink w:anchor="__RefHeading___Toc6972_3463820326">
             <w:r>
               <w:rPr>
                 <w:webHidden/>
@@ -294,7 +294,7 @@
               </w:rPr>
               <w:t>3 Purpose and Scope</w:t>
               <w:tab/>
-              <w:t>13</w:t>
+              <w:t>15</w:t>
             </w:r>
           </w:hyperlink>
         </w:p>
@@ -307,7 +307,7 @@
             </w:tabs>
             <w:rPr/>
           </w:pPr>
-          <w:hyperlink w:anchor="__RefHeading___Toc6749_1687545286">
+          <w:hyperlink w:anchor="__RefHeading___Toc6974_3463820326">
             <w:r>
               <w:rPr>
                 <w:webHidden/>
@@ -315,7 +315,7 @@
               </w:rPr>
               <w:t>3.1 Purpose</w:t>
               <w:tab/>
-              <w:t>13</w:t>
+              <w:t>15</w:t>
             </w:r>
           </w:hyperlink>
         </w:p>
@@ -328,7 +328,7 @@
             </w:tabs>
             <w:rPr/>
           </w:pPr>
-          <w:hyperlink w:anchor="__RefHeading___Toc6751_1687545286">
+          <w:hyperlink w:anchor="__RefHeading___Toc6976_3463820326">
             <w:r>
               <w:rPr>
                 <w:webHidden/>
@@ -336,7 +336,7 @@
               </w:rPr>
               <w:t>3.2 Why a delta specification</w:t>
               <w:tab/>
-              <w:t>13</w:t>
+              <w:t>15</w:t>
             </w:r>
           </w:hyperlink>
         </w:p>
@@ -349,7 +349,7 @@
             </w:tabs>
             <w:rPr/>
           </w:pPr>
-          <w:hyperlink w:anchor="__RefHeading___Toc6753_1687545286">
+          <w:hyperlink w:anchor="__RefHeading___Toc6978_3463820326">
             <w:r>
               <w:rPr>
                 <w:webHidden/>
@@ -357,7 +357,7 @@
               </w:rPr>
               <w:t>3.3 What is in scope</w:t>
               <w:tab/>
-              <w:t>14</w:t>
+              <w:t>15</w:t>
             </w:r>
           </w:hyperlink>
         </w:p>
@@ -370,7 +370,7 @@
             </w:tabs>
             <w:rPr/>
           </w:pPr>
-          <w:hyperlink w:anchor="__RefHeading___Toc6755_1687545286">
+          <w:hyperlink w:anchor="__RefHeading___Toc6980_3463820326">
             <w:r>
               <w:rPr>
                 <w:webHidden/>
@@ -378,7 +378,7 @@
               </w:rPr>
               <w:t>3.4 What is out of scope</w:t>
               <w:tab/>
-              <w:t>14</w:t>
+              <w:t>15</w:t>
             </w:r>
           </w:hyperlink>
         </w:p>
@@ -391,7 +391,7 @@
             </w:tabs>
             <w:rPr/>
           </w:pPr>
-          <w:hyperlink w:anchor="__RefHeading___Toc6757_1687545286">
+          <w:hyperlink w:anchor="__RefHeading___Toc6982_3463820326">
             <w:r>
               <w:rPr>
                 <w:webHidden/>
@@ -399,7 +399,7 @@
               </w:rPr>
               <w:t>4 Document Conventions</w:t>
               <w:tab/>
-              <w:t>14</w:t>
+              <w:t>17</w:t>
             </w:r>
           </w:hyperlink>
         </w:p>
@@ -412,7 +412,7 @@
             </w:tabs>
             <w:rPr/>
           </w:pPr>
-          <w:hyperlink w:anchor="__RefHeading___Toc6759_1687545286">
+          <w:hyperlink w:anchor="__RefHeading___Toc6984_3463820326">
             <w:r>
               <w:rPr>
                 <w:webHidden/>
@@ -420,7 +420,7 @@
               </w:rPr>
               <w:t>4.1 Block marking</w:t>
               <w:tab/>
-              <w:t>14</w:t>
+              <w:t>17</w:t>
             </w:r>
           </w:hyperlink>
         </w:p>
@@ -433,7 +433,7 @@
             </w:tabs>
             <w:rPr/>
           </w:pPr>
-          <w:hyperlink w:anchor="__RefHeading___Toc6761_1687545286">
+          <w:hyperlink w:anchor="__RefHeading___Toc6986_3463820326">
             <w:r>
               <w:rPr>
                 <w:webHidden/>
@@ -441,7 +441,7 @@
               </w:rPr>
               <w:t>4.2 Signal and parameter naming</w:t>
               <w:tab/>
-              <w:t>15</w:t>
+              <w:t>17</w:t>
             </w:r>
           </w:hyperlink>
         </w:p>
@@ -454,7 +454,7 @@
             </w:tabs>
             <w:rPr/>
           </w:pPr>
-          <w:hyperlink w:anchor="__RefHeading___Toc6763_1687545286">
+          <w:hyperlink w:anchor="__RefHeading___Toc6988_3463820326">
             <w:r>
               <w:rPr>
                 <w:webHidden/>
@@ -462,7 +462,7 @@
               </w:rPr>
               <w:t>4.3 Timing values</w:t>
               <w:tab/>
-              <w:t>15</w:t>
+              <w:t>17</w:t>
             </w:r>
           </w:hyperlink>
         </w:p>
@@ -475,7 +475,7 @@
             </w:tabs>
             <w:rPr/>
           </w:pPr>
-          <w:hyperlink w:anchor="__RefHeading___Toc6765_1687545286">
+          <w:hyperlink w:anchor="__RefHeading___Toc6990_3463820326">
             <w:r>
               <w:rPr>
                 <w:webHidden/>
@@ -483,7 +483,7 @@
               </w:rPr>
               <w:t>4.4 Citations</w:t>
               <w:tab/>
-              <w:t>15</w:t>
+              <w:t>18</w:t>
             </w:r>
           </w:hyperlink>
         </w:p>
@@ -496,7 +496,7 @@
             </w:tabs>
             <w:rPr/>
           </w:pPr>
-          <w:hyperlink w:anchor="__RefHeading___Toc6767_1687545286">
+          <w:hyperlink w:anchor="__RefHeading___Toc6992_3463820326">
             <w:r>
               <w:rPr>
                 <w:webHidden/>
@@ -504,7 +504,7 @@
               </w:rPr>
               <w:t>5 Definitions and Acronyms</w:t>
               <w:tab/>
-              <w:t>16</w:t>
+              <w:t>19</w:t>
             </w:r>
           </w:hyperlink>
         </w:p>
@@ -517,7 +517,7 @@
             </w:tabs>
             <w:rPr/>
           </w:pPr>
-          <w:hyperlink w:anchor="__RefHeading___Toc6769_1687545286">
+          <w:hyperlink w:anchor="__RefHeading___Toc6994_3463820326">
             <w:r>
               <w:rPr>
                 <w:webHidden/>
@@ -525,7 +525,7 @@
               </w:rPr>
               <w:t>5.1 Interfaces</w:t>
               <w:tab/>
-              <w:t>16</w:t>
+              <w:t>19</w:t>
             </w:r>
           </w:hyperlink>
         </w:p>
@@ -538,7 +538,7 @@
             </w:tabs>
             <w:rPr/>
           </w:pPr>
-          <w:hyperlink w:anchor="__RefHeading___Toc6771_1687545286">
+          <w:hyperlink w:anchor="__RefHeading___Toc6996_3463820326">
             <w:r>
               <w:rPr>
                 <w:webHidden/>
@@ -546,7 +546,7 @@
               </w:rPr>
               <w:t>5.2 DRAM commands this document refers to</w:t>
               <w:tab/>
-              <w:t>16</w:t>
+              <w:t>19</w:t>
             </w:r>
           </w:hyperlink>
         </w:p>
@@ -559,7 +559,7 @@
             </w:tabs>
             <w:rPr/>
           </w:pPr>
-          <w:hyperlink w:anchor="__RefHeading___Toc6773_1687545286">
+          <w:hyperlink w:anchor="__RefHeading___Toc6998_3463820326">
             <w:r>
               <w:rPr>
                 <w:webHidden/>
@@ -567,7 +567,7 @@
               </w:rPr>
               <w:t>5.3 Timing parameters new to scoria</w:t>
               <w:tab/>
-              <w:t>17</w:t>
+              <w:t>19</w:t>
             </w:r>
           </w:hyperlink>
         </w:p>
@@ -580,7 +580,7 @@
             </w:tabs>
             <w:rPr/>
           </w:pPr>
-          <w:hyperlink w:anchor="__RefHeading___Toc6775_1687545286">
+          <w:hyperlink w:anchor="__RefHeading___Toc7000_3463820326">
             <w:r>
               <w:rPr>
                 <w:webHidden/>
@@ -588,7 +588,7 @@
               </w:rPr>
               <w:t>5.4 Terms used with a specific meaning here</w:t>
               <w:tab/>
-              <w:t>17</w:t>
+              <w:t>20</w:t>
             </w:r>
           </w:hyperlink>
         </w:p>
@@ -601,7 +601,7 @@
             </w:tabs>
             <w:rPr/>
           </w:pPr>
-          <w:hyperlink w:anchor="__RefHeading___Toc6777_1687545286">
+          <w:hyperlink w:anchor="__RefHeading___Toc7002_3463820326">
             <w:r>
               <w:rPr>
                 <w:webHidden/>
@@ -609,7 +609,7 @@
               </w:rPr>
               <w:t>6 Scope and Goals</w:t>
               <w:tab/>
-              <w:t>18</w:t>
+              <w:t>21</w:t>
             </w:r>
           </w:hyperlink>
         </w:p>
@@ -622,7 +622,7 @@
             </w:tabs>
             <w:rPr/>
           </w:pPr>
-          <w:hyperlink w:anchor="__RefHeading___Toc6779_1687545286">
+          <w:hyperlink w:anchor="__RefHeading___Toc7004_3463820326">
             <w:r>
               <w:rPr>
                 <w:webHidden/>
@@ -630,7 +630,7 @@
               </w:rPr>
               <w:t>6.1 What scoria is</w:t>
               <w:tab/>
-              <w:t>18</w:t>
+              <w:t>21</w:t>
             </w:r>
           </w:hyperlink>
         </w:p>
@@ -643,7 +643,7 @@
             </w:tabs>
             <w:rPr/>
           </w:pPr>
-          <w:hyperlink w:anchor="__RefHeading___Toc6781_1687545286">
+          <w:hyperlink w:anchor="__RefHeading___Toc7006_3463820326">
             <w:r>
               <w:rPr>
                 <w:webHidden/>
@@ -651,7 +651,7 @@
               </w:rPr>
               <w:t>6.2 Goals</w:t>
               <w:tab/>
-              <w:t>18</w:t>
+              <w:t>21</w:t>
             </w:r>
           </w:hyperlink>
         </w:p>
@@ -664,7 +664,7 @@
             </w:tabs>
             <w:rPr/>
           </w:pPr>
-          <w:hyperlink w:anchor="__RefHeading___Toc6783_1687545286">
+          <w:hyperlink w:anchor="__RefHeading___Toc7008_3463820326">
             <w:r>
               <w:rPr>
                 <w:webHidden/>
@@ -672,7 +672,7 @@
               </w:rPr>
               <w:t>6.3 Non-goals</w:t>
               <w:tab/>
-              <w:t>18</w:t>
+              <w:t>21</w:t>
             </w:r>
           </w:hyperlink>
         </w:p>
@@ -685,7 +685,7 @@
             </w:tabs>
             <w:rPr/>
           </w:pPr>
-          <w:hyperlink w:anchor="__RefHeading___Toc6785_1687545286">
+          <w:hyperlink w:anchor="__RefHeading___Toc7010_3463820326">
             <w:r>
               <w:rPr>
                 <w:webHidden/>
@@ -693,7 +693,7 @@
               </w:rPr>
               <w:t>6.4 What makes DDR3/LPDDR3 easier than it looks</w:t>
               <w:tab/>
-              <w:t>18</w:t>
+              <w:t>21</w:t>
             </w:r>
           </w:hyperlink>
         </w:p>
@@ -706,7 +706,7 @@
             </w:tabs>
             <w:rPr/>
           </w:pPr>
-          <w:hyperlink w:anchor="__RefHeading___Toc6787_1687545286">
+          <w:hyperlink w:anchor="__RefHeading___Toc7012_3463820326">
             <w:r>
               <w:rPr>
                 <w:webHidden/>
@@ -714,7 +714,7 @@
               </w:rPr>
               <w:t>6.5 What is genuinely harder</w:t>
               <w:tab/>
-              <w:t>19</w:t>
+              <w:t>22</w:t>
             </w:r>
           </w:hyperlink>
         </w:p>
@@ -727,7 +727,7 @@
             </w:tabs>
             <w:rPr/>
           </w:pPr>
-          <w:hyperlink w:anchor="__RefHeading___Toc6789_1687545286">
+          <w:hyperlink w:anchor="__RefHeading___Toc7014_3463820326">
             <w:r>
               <w:rPr>
                 <w:webHidden/>
@@ -735,7 +735,7 @@
               </w:rPr>
               <w:t>7 Block Diagram</w:t>
               <w:tab/>
-              <w:t>19</w:t>
+              <w:t>23</w:t>
             </w:r>
           </w:hyperlink>
         </w:p>
@@ -748,7 +748,7 @@
             </w:tabs>
             <w:rPr/>
           </w:pPr>
-          <w:hyperlink w:anchor="__RefHeading___Toc6791_1687545286">
+          <w:hyperlink w:anchor="__RefHeading___Toc7016_3463820326">
             <w:r>
               <w:rPr>
                 <w:webHidden/>
@@ -756,7 +756,7 @@
               </w:rPr>
               <w:t>7.1 The whole controller, marked against pumice</w:t>
               <w:tab/>
-              <w:t>19</w:t>
+              <w:t>23</w:t>
             </w:r>
           </w:hyperlink>
         </w:p>
@@ -769,7 +769,7 @@
             </w:tabs>
             <w:rPr/>
           </w:pPr>
-          <w:hyperlink w:anchor="__RefHeading___Toc6793_1687545286">
+          <w:hyperlink w:anchor="__RefHeading___Toc7018_3463820326">
             <w:r>
               <w:rPr>
                 <w:webHidden/>
@@ -777,7 +777,7 @@
               </w:rPr>
               <w:t>7.1.1 Figure 2.1: scoria block diagram, with inheritance marking</w:t>
               <w:tab/>
-              <w:t>20</w:t>
+              <w:t>23</w:t>
             </w:r>
           </w:hyperlink>
         </w:p>
@@ -790,7 +790,7 @@
             </w:tabs>
             <w:rPr/>
           </w:pPr>
-          <w:hyperlink w:anchor="__RefHeading___Toc6795_1687545286">
+          <w:hyperlink w:anchor="__RefHeading___Toc7020_3463820326">
             <w:r>
               <w:rPr>
                 <w:webHidden/>
@@ -798,7 +798,7 @@
               </w:rPr>
               <w:t>7.2 Reading the figure</w:t>
               <w:tab/>
-              <w:t>20</w:t>
+              <w:t>23</w:t>
             </w:r>
           </w:hyperlink>
         </w:p>
@@ -811,7 +811,7 @@
             </w:tabs>
             <w:rPr/>
           </w:pPr>
-          <w:hyperlink w:anchor="__RefHeading___Toc6797_1687545286">
+          <w:hyperlink w:anchor="__RefHeading___Toc7022_3463820326">
             <w:r>
               <w:rPr>
                 <w:webHidden/>
@@ -819,7 +819,7 @@
               </w:rPr>
               <w:t>7.3 What the figure deliberately omits</w:t>
               <w:tab/>
-              <w:t>21</w:t>
+              <w:t>24</w:t>
             </w:r>
           </w:hyperlink>
         </w:p>
@@ -832,7 +832,7 @@
             </w:tabs>
             <w:rPr/>
           </w:pPr>
-          <w:hyperlink w:anchor="__RefHeading___Toc6799_1687545286">
+          <w:hyperlink w:anchor="__RefHeading___Toc7024_3463820326">
             <w:r>
               <w:rPr>
                 <w:webHidden/>
@@ -840,7 +840,7 @@
               </w:rPr>
               <w:t>8 Module Hierarchy</w:t>
               <w:tab/>
-              <w:t>21</w:t>
+              <w:t>25</w:t>
             </w:r>
           </w:hyperlink>
         </w:p>
@@ -853,7 +853,7 @@
             </w:tabs>
             <w:rPr/>
           </w:pPr>
-          <w:hyperlink w:anchor="__RefHeading___Toc6801_1687545286">
+          <w:hyperlink w:anchor="__RefHeading___Toc7026_3463820326">
             <w:r>
               <w:rPr>
                 <w:webHidden/>
@@ -861,7 +861,7 @@
               </w:rPr>
               <w:t>8.1 Planned hierarchy</w:t>
               <w:tab/>
-              <w:t>21</w:t>
+              <w:t>25</w:t>
             </w:r>
           </w:hyperlink>
         </w:p>
@@ -874,7 +874,7 @@
             </w:tabs>
             <w:rPr/>
           </w:pPr>
-          <w:hyperlink w:anchor="__RefHeading___Toc6803_1687545286">
+          <w:hyperlink w:anchor="__RefHeading___Toc7028_3463820326">
             <w:r>
               <w:rPr>
                 <w:webHidden/>
@@ -882,7 +882,7 @@
               </w:rPr>
               <w:t>8.1.1 Top and macro tier</w:t>
               <w:tab/>
-              <w:t>21</w:t>
+              <w:t>25</w:t>
             </w:r>
           </w:hyperlink>
         </w:p>
@@ -895,7 +895,7 @@
             </w:tabs>
             <w:rPr/>
           </w:pPr>
-          <w:hyperlink w:anchor="__RefHeading___Toc6805_1687545286">
+          <w:hyperlink w:anchor="__RefHeading___Toc7030_3463820326">
             <w:r>
               <w:rPr>
                 <w:webHidden/>
@@ -903,7 +903,7 @@
               </w:rPr>
               <w:t>8.1.2 FUB tier, inherited unchanged</w:t>
               <w:tab/>
-              <w:t>22</w:t>
+              <w:t>25</w:t>
             </w:r>
           </w:hyperlink>
         </w:p>
@@ -916,7 +916,7 @@
             </w:tabs>
             <w:rPr/>
           </w:pPr>
-          <w:hyperlink w:anchor="__RefHeading___Toc6807_1687545286">
+          <w:hyperlink w:anchor="__RefHeading___Toc7032_3463820326">
             <w:r>
               <w:rPr>
                 <w:webHidden/>
@@ -924,7 +924,7 @@
               </w:rPr>
               <w:t>8.1.3 FUB tier, modified</w:t>
               <w:tab/>
-              <w:t>22</w:t>
+              <w:t>26</w:t>
             </w:r>
           </w:hyperlink>
         </w:p>
@@ -937,7 +937,7 @@
             </w:tabs>
             <w:rPr/>
           </w:pPr>
-          <w:hyperlink w:anchor="__RefHeading___Toc6809_1687545286">
+          <w:hyperlink w:anchor="__RefHeading___Toc7034_3463820326">
             <w:r>
               <w:rPr>
                 <w:webHidden/>
@@ -945,7 +945,7 @@
               </w:rPr>
               <w:t>8.1.4 FUB tier, new</w:t>
               <w:tab/>
-              <w:t>22</w:t>
+              <w:t>26</w:t>
             </w:r>
           </w:hyperlink>
         </w:p>
@@ -958,7 +958,7 @@
             </w:tabs>
             <w:rPr/>
           </w:pPr>
-          <w:hyperlink w:anchor="__RefHeading___Toc6811_1687545286">
+          <w:hyperlink w:anchor="__RefHeading___Toc7036_3463820326">
             <w:r>
               <w:rPr>
                 <w:webHidden/>
@@ -966,7 +966,7 @@
               </w:rPr>
               <w:t>8.2 Naming, and the package</w:t>
               <w:tab/>
-              <w:t>23</w:t>
+              <w:t>26</w:t>
             </w:r>
           </w:hyperlink>
         </w:p>
@@ -979,7 +979,7 @@
             </w:tabs>
             <w:rPr/>
           </w:pPr>
-          <w:hyperlink w:anchor="__RefHeading___Toc6813_1687545286">
+          <w:hyperlink w:anchor="__RefHeading___Toc7038_3463820326">
             <w:r>
               <w:rPr>
                 <w:webHidden/>
@@ -987,7 +987,7 @@
               </w:rPr>
               <w:t>9 The Target Design Point</w:t>
               <w:tab/>
-              <w:t>23</w:t>
+              <w:t>28</w:t>
             </w:r>
           </w:hyperlink>
         </w:p>
@@ -1000,7 +1000,7 @@
             </w:tabs>
             <w:rPr/>
           </w:pPr>
-          <w:hyperlink w:anchor="__RefHeading___Toc6815_1687545286">
+          <w:hyperlink w:anchor="__RefHeading___Toc7040_3463820326">
             <w:r>
               <w:rPr>
                 <w:webHidden/>
@@ -1008,7 +1008,7 @@
               </w:rPr>
               <w:t>9.1 Named as of v0.5</w:t>
               <w:tab/>
-              <w:t>23</w:t>
+              <w:t>28</w:t>
             </w:r>
           </w:hyperlink>
         </w:p>
@@ -1021,7 +1021,7 @@
             </w:tabs>
             <w:rPr/>
           </w:pPr>
-          <w:hyperlink w:anchor="__RefHeading___Toc6817_1687545286">
+          <w:hyperlink w:anchor="__RefHeading___Toc7042_3463820326">
             <w:r>
               <w:rPr>
                 <w:webHidden/>
@@ -1029,7 +1029,7 @@
               </w:rPr>
               <w:t>9.2 What this fixes</w:t>
               <w:tab/>
-              <w:t>24</w:t>
+              <w:t>29</w:t>
             </w:r>
           </w:hyperlink>
         </w:p>
@@ -1042,7 +1042,7 @@
             </w:tabs>
             <w:rPr/>
           </w:pPr>
-          <w:hyperlink w:anchor="__RefHeading___Toc6819_1687545286">
+          <w:hyperlink w:anchor="__RefHeading___Toc7044_3463820326">
             <w:r>
               <w:rPr>
                 <w:webHidden/>
@@ -1050,7 +1050,7 @@
               </w:rPr>
               <w:t>9.3 The JEDEC timings for this part and bin</w:t>
               <w:tab/>
-              <w:t>25</w:t>
+              <w:t>30</w:t>
             </w:r>
           </w:hyperlink>
         </w:p>
@@ -1063,7 +1063,7 @@
             </w:tabs>
             <w:rPr/>
           </w:pPr>
-          <w:hyperlink w:anchor="__RefHeading___Toc6821_1687545286">
+          <w:hyperlink w:anchor="__RefHeading___Toc7046_3463820326">
             <w:r>
               <w:rPr>
                 <w:webHidden/>
@@ -1071,7 +1071,7 @@
               </w:rPr>
               <w:t>9.4 What is still open</w:t>
               <w:tab/>
-              <w:t>26</w:t>
+              <w:t>30</w:t>
             </w:r>
           </w:hyperlink>
         </w:p>
@@ -1084,7 +1084,7 @@
             </w:tabs>
             <w:rPr/>
           </w:pPr>
-          <w:hyperlink w:anchor="__RefHeading___Toc6823_1687545286">
+          <w:hyperlink w:anchor="__RefHeading___Toc7048_3463820326">
             <w:r>
               <w:rPr>
                 <w:webHidden/>
@@ -1092,7 +1092,7 @@
               </w:rPr>
               <w:t>10 What Is Inherited, and the Blocks That Change</w:t>
               <w:tab/>
-              <w:t>26</w:t>
+              <w:t>32</w:t>
             </w:r>
           </w:hyperlink>
         </w:p>
@@ -1105,7 +1105,7 @@
             </w:tabs>
             <w:rPr/>
           </w:pPr>
-          <w:hyperlink w:anchor="__RefHeading___Toc6825_1687545286">
+          <w:hyperlink w:anchor="__RefHeading___Toc7050_3463820326">
             <w:r>
               <w:rPr>
                 <w:webHidden/>
@@ -1113,7 +1113,7 @@
               </w:rPr>
               <w:t>10.1 The inheritance, stated once</w:t>
               <w:tab/>
-              <w:t>26</w:t>
+              <w:t>32</w:t>
             </w:r>
           </w:hyperlink>
         </w:p>
@@ -1126,7 +1126,7 @@
             </w:tabs>
             <w:rPr/>
           </w:pPr>
-          <w:hyperlink w:anchor="__RefHeading___Toc6827_1687545286">
+          <w:hyperlink w:anchor="__RefHeading___Toc7052_3463820326">
             <w:r>
               <w:rPr>
                 <w:webHidden/>
@@ -1134,7 +1134,7 @@
               </w:rPr>
               <w:t>10.2 The changes, in one table</w:t>
               <w:tab/>
-              <w:t>27</w:t>
+              <w:t>32</w:t>
             </w:r>
           </w:hyperlink>
         </w:p>
@@ -1147,7 +1147,7 @@
             </w:tabs>
             <w:rPr/>
           </w:pPr>
-          <w:hyperlink w:anchor="__RefHeading___Toc6829_1687545286">
+          <w:hyperlink w:anchor="__RefHeading___Toc7054_3463820326">
             <w:r>
               <w:rPr>
                 <w:webHidden/>
@@ -1155,7 +1155,7 @@
               </w:rPr>
               <w:t>10.3 Power-down: smaller than v0.1 thought</w:t>
               <w:tab/>
-              <w:t>28</w:t>
+              <w:t>33</w:t>
             </w:r>
           </w:hyperlink>
         </w:p>
@@ -1168,7 +1168,7 @@
             </w:tabs>
             <w:rPr/>
           </w:pPr>
-          <w:hyperlink w:anchor="__RefHeading___Toc6831_1687545286">
+          <w:hyperlink w:anchor="__RefHeading___Toc7056_3463820326">
             <w:r>
               <w:rPr>
                 <w:webHidden/>
@@ -1176,7 +1176,7 @@
               </w:rPr>
               <w:t>11 Init Sequencer: RESET#, MR0-MR3, ZQ Calibration</w:t>
               <w:tab/>
-              <w:t>29</w:t>
+              <w:t>36</w:t>
             </w:r>
           </w:hyperlink>
         </w:p>
@@ -1189,7 +1189,7 @@
             </w:tabs>
             <w:rPr/>
           </w:pPr>
-          <w:hyperlink w:anchor="__RefHeading___Toc6833_1687545286">
+          <w:hyperlink w:anchor="__RefHeading___Toc7058_3463820326">
             <w:r>
               <w:rPr>
                 <w:webHidden/>
@@ -1197,7 +1197,7 @@
               </w:rPr>
               <w:t>11.1 The sequence is JEDEC’s, verbatim</w:t>
               <w:tab/>
-              <w:t>29</w:t>
+              <w:t>36</w:t>
             </w:r>
           </w:hyperlink>
         </w:p>
@@ -1210,7 +1210,7 @@
             </w:tabs>
             <w:rPr/>
           </w:pPr>
-          <w:hyperlink w:anchor="__RefHeading___Toc6835_1687545286">
+          <w:hyperlink w:anchor="__RefHeading___Toc7060_3463820326">
             <w:r>
               <w:rPr>
                 <w:webHidden/>
@@ -1218,7 +1218,7 @@
               </w:rPr>
               <w:t>11.2 What DDR3 does NOT need, and DDR2 did</w:t>
               <w:tab/>
-              <w:t>30</w:t>
+              <w:t>37</w:t>
             </w:r>
           </w:hyperlink>
         </w:p>
@@ -1231,7 +1231,7 @@
             </w:tabs>
             <w:rPr/>
           </w:pPr>
-          <w:hyperlink w:anchor="__RefHeading___Toc6837_1687545286">
+          <w:hyperlink w:anchor="__RefHeading___Toc7062_3463820326">
             <w:r>
               <w:rPr>
                 <w:webHidden/>
@@ -1239,7 +1239,7 @@
               </w:rPr>
               <w:t>11.3 Three consequences for the sequencer</w:t>
               <w:tab/>
-              <w:t>30</w:t>
+              <w:t>37</w:t>
             </w:r>
           </w:hyperlink>
         </w:p>
@@ -1252,7 +1252,7 @@
             </w:tabs>
             <w:rPr/>
           </w:pPr>
-          <w:hyperlink w:anchor="__RefHeading___Toc6839_1687545286">
+          <w:hyperlink w:anchor="__RefHeading___Toc7064_3463820326">
             <w:r>
               <w:rPr>
                 <w:webHidden/>
@@ -1260,7 +1260,7 @@
               </w:rPr>
               <w:t>11.4 ZQ calibration</w:t>
               <w:tab/>
-              <w:t>31</w:t>
+              <w:t>37</w:t>
             </w:r>
           </w:hyperlink>
         </w:p>
@@ -1273,7 +1273,7 @@
             </w:tabs>
             <w:rPr/>
           </w:pPr>
-          <w:hyperlink w:anchor="__RefHeading___Toc6841_1687545286">
+          <w:hyperlink w:anchor="__RefHeading___Toc7066_3463820326">
             <w:r>
               <w:rPr>
                 <w:webHidden/>
@@ -1281,7 +1281,7 @@
               </w:rPr>
               <w:t>11.4.1 Why ZQ gets its own block</w:t>
               <w:tab/>
-              <w:t>31</w:t>
+              <w:t>37</w:t>
             </w:r>
           </w:hyperlink>
         </w:p>
@@ -1294,7 +1294,7 @@
             </w:tabs>
             <w:rPr/>
           </w:pPr>
-          <w:hyperlink w:anchor="__RefHeading___Toc6843_1687545286">
+          <w:hyperlink w:anchor="__RefHeading___Toc7068_3463820326">
             <w:r>
               <w:rPr>
                 <w:webHidden/>
@@ -1302,7 +1302,7 @@
               </w:rPr>
               <w:t>12 Write Leveling: the Interface, Not the Search</w:t>
               <w:tab/>
-              <w:t>31</w:t>
+              <w:t>39</w:t>
             </w:r>
           </w:hyperlink>
         </w:p>
@@ -1315,7 +1315,7 @@
             </w:tabs>
             <w:rPr/>
           </w:pPr>
-          <w:hyperlink w:anchor="__RefHeading___Toc6845_1687545286">
+          <w:hyperlink w:anchor="__RefHeading___Toc7070_3463820326">
             <w:r>
               <w:rPr>
                 <w:webHidden/>
@@ -1323,7 +1323,7 @@
               </w:rPr>
               <w:t>12.1 What write leveling is for</w:t>
               <w:tab/>
-              <w:t>31</w:t>
+              <w:t>39</w:t>
             </w:r>
           </w:hyperlink>
         </w:p>
@@ -1336,7 +1336,7 @@
             </w:tabs>
             <w:rPr/>
           </w:pPr>
-          <w:hyperlink w:anchor="__RefHeading___Toc6847_1687545286">
+          <w:hyperlink w:anchor="__RefHeading___Toc7072_3463820326">
             <w:r>
               <w:rPr>
                 <w:webHidden/>
@@ -1344,7 +1344,7 @@
               </w:rPr>
               <w:t>12.2 The decision: scoria provides the interface, firmware runs the search</w:t>
               <w:tab/>
-              <w:t>32</w:t>
+              <w:t>39</w:t>
             </w:r>
           </w:hyperlink>
         </w:p>
@@ -1357,7 +1357,7 @@
             </w:tabs>
             <w:rPr/>
           </w:pPr>
-          <w:hyperlink w:anchor="__RefHeading___Toc6849_1687545286">
+          <w:hyperlink w:anchor="__RefHeading___Toc7074_3463820326">
             <w:r>
               <w:rPr>
                 <w:webHidden/>
@@ -1365,7 +1365,7 @@
               </w:rPr>
               <w:t>12.3 What the block owes the system</w:t>
               <w:tab/>
-              <w:t>32</w:t>
+              <w:t>40</w:t>
             </w:r>
           </w:hyperlink>
         </w:p>
@@ -1378,7 +1378,7 @@
             </w:tabs>
             <w:rPr/>
           </w:pPr>
-          <w:hyperlink w:anchor="__RefHeading___Toc6851_1687545286">
+          <w:hyperlink w:anchor="__RefHeading___Toc7076_3463820326">
             <w:r>
               <w:rPr>
                 <w:webHidden/>
@@ -1386,7 +1386,7 @@
               </w:rPr>
               <w:t>12.4 The timing windows</w:t>
               <w:tab/>
-              <w:t>33</w:t>
+              <w:t>40</w:t>
             </w:r>
           </w:hyperlink>
         </w:p>
@@ -1399,7 +1399,7 @@
             </w:tabs>
             <w:rPr/>
           </w:pPr>
-          <w:hyperlink w:anchor="__RefHeading___Toc6853_1687545286">
+          <w:hyperlink w:anchor="__RefHeading___Toc7078_3463820326">
             <w:r>
               <w:rPr>
                 <w:webHidden/>
@@ -1407,7 +1407,7 @@
               </w:rPr>
               <w:t>12.5 The telemetry requirement, and why it is not optional</w:t>
               <w:tab/>
-              <w:t>34</w:t>
+              <w:t>41</w:t>
             </w:r>
           </w:hyperlink>
         </w:p>
@@ -1420,7 +1420,7 @@
             </w:tabs>
             <w:rPr/>
           </w:pPr>
-          <w:hyperlink w:anchor="__RefHeading___Toc6855_1687545286">
+          <w:hyperlink w:anchor="__RefHeading___Toc7080_3463820326">
             <w:r>
               <w:rPr>
                 <w:webHidden/>
@@ -1428,7 +1428,7 @@
               </w:rPr>
               <w:t>13 Refresh: DDR3 All-Bank and LPDDR3 Per-Bank</w:t>
               <w:tab/>
-              <w:t>34</w:t>
+              <w:t>43</w:t>
             </w:r>
           </w:hyperlink>
         </w:p>
@@ -1441,7 +1441,7 @@
             </w:tabs>
             <w:rPr/>
           </w:pPr>
-          <w:hyperlink w:anchor="__RefHeading___Toc6857_1687545286">
+          <w:hyperlink w:anchor="__RefHeading___Toc7082_3463820326">
             <w:r>
               <w:rPr>
                 <w:webHidden/>
@@ -1449,7 +1449,7 @@
               </w:rPr>
               <w:t>13.1 Marking: INHERITED, with a mode select</w:t>
               <w:tab/>
-              <w:t>34</w:t>
+              <w:t>43</w:t>
             </w:r>
           </w:hyperlink>
         </w:p>
@@ -1462,7 +1462,7 @@
             </w:tabs>
             <w:rPr/>
           </w:pPr>
-          <w:hyperlink w:anchor="__RefHeading___Toc6859_1687545286">
+          <w:hyperlink w:anchor="__RefHeading___Toc7084_3463820326">
             <w:r>
               <w:rPr>
                 <w:webHidden/>
@@ -1470,7 +1470,7 @@
               </w:rPr>
               <w:t>13.2 What pumice already has</w:t>
               <w:tab/>
-              <w:t>35</w:t>
+              <w:t>43</w:t>
             </w:r>
           </w:hyperlink>
         </w:p>
@@ -1483,7 +1483,7 @@
             </w:tabs>
             <w:rPr/>
           </w:pPr>
-          <w:hyperlink w:anchor="__RefHeading___Toc6861_1687545286">
+          <w:hyperlink w:anchor="__RefHeading___Toc7086_3463820326">
             <w:r>
               <w:rPr>
                 <w:webHidden/>
@@ -1491,7 +1491,7 @@
               </w:rPr>
               <w:t>13.3 LPDDR3 keeps the same mechanism</w:t>
               <w:tab/>
-              <w:t>35</w:t>
+              <w:t>43</w:t>
             </w:r>
           </w:hyperlink>
         </w:p>
@@ -1504,7 +1504,7 @@
             </w:tabs>
             <w:rPr/>
           </w:pPr>
-          <w:hyperlink w:anchor="__RefHeading___Toc6863_1687545286">
+          <w:hyperlink w:anchor="__RefHeading___Toc7088_3463820326">
             <w:r>
               <w:rPr>
                 <w:webHidden/>
@@ -1512,7 +1512,7 @@
               </w:rPr>
               <w:t>13.4 Refresh by memtype</w:t>
               <w:tab/>
-              <w:t>35</w:t>
+              <w:t>44</w:t>
             </w:r>
           </w:hyperlink>
         </w:p>
@@ -1525,7 +1525,7 @@
             </w:tabs>
             <w:rPr/>
           </w:pPr>
-          <w:hyperlink w:anchor="__RefHeading___Toc6865_1687545286">
+          <w:hyperlink w:anchor="__RefHeading___Toc7090_3463820326">
             <w:r>
               <w:rPr>
                 <w:webHidden/>
@@ -1533,7 +1533,7 @@
               </w:rPr>
               <w:t>13.5 Requirements</w:t>
               <w:tab/>
-              <w:t>36</w:t>
+              <w:t>44</w:t>
             </w:r>
           </w:hyperlink>
         </w:p>
@@ -1546,7 +1546,7 @@
             </w:tabs>
             <w:rPr/>
           </w:pPr>
-          <w:hyperlink w:anchor="__RefHeading___Toc6867_1687545286">
+          <w:hyperlink w:anchor="__RefHeading___Toc7092_3463820326">
             <w:r>
               <w:rPr>
                 <w:webHidden/>
@@ -1554,7 +1554,7 @@
               </w:rPr>
               <w:t>14 DFI v3.1 Master Interface, and the v2.1.1 Delta</w:t>
               <w:tab/>
-              <w:t>37</w:t>
+              <w:t>46</w:t>
             </w:r>
           </w:hyperlink>
         </w:p>
@@ -1567,7 +1567,7 @@
             </w:tabs>
             <w:rPr/>
           </w:pPr>
-          <w:hyperlink w:anchor="__RefHeading___Toc6869_1687545286">
+          <w:hyperlink w:anchor="__RefHeading___Toc7094_3463820326">
             <w:r>
               <w:rPr>
                 <w:webHidden/>
@@ -1575,7 +1575,7 @@
               </w:rPr>
               <w:t>14.1 The revision decision</w:t>
               <w:tab/>
-              <w:t>37</w:t>
+              <w:t>46</w:t>
             </w:r>
           </w:hyperlink>
         </w:p>
@@ -1588,7 +1588,7 @@
             </w:tabs>
             <w:rPr/>
           </w:pPr>
-          <w:hyperlink w:anchor="__RefHeading___Toc6871_1687545286">
+          <w:hyperlink w:anchor="__RefHeading___Toc7096_3463820326">
             <w:r>
               <w:rPr>
                 <w:webHidden/>
@@ -1596,7 +1596,7 @@
               </w:rPr>
               <w:t>14.2 What does NOT change, and a diff that lies about it</w:t>
               <w:tab/>
-              <w:t>37</w:t>
+              <w:t>46</w:t>
             </w:r>
           </w:hyperlink>
         </w:p>
@@ -1609,7 +1609,7 @@
             </w:tabs>
             <w:rPr/>
           </w:pPr>
-          <w:hyperlink w:anchor="__RefHeading___Toc6873_1687545286">
+          <w:hyperlink w:anchor="__RefHeading___Toc7098_3463820326">
             <w:r>
               <w:rPr>
                 <w:webHidden/>
@@ -1617,7 +1617,7 @@
               </w:rPr>
               <w:t>14.3 What changes and matters</w:t>
               <w:tab/>
-              <w:t>37</w:t>
+              <w:t>46</w:t>
             </w:r>
           </w:hyperlink>
         </w:p>
@@ -1630,7 +1630,7 @@
             </w:tabs>
             <w:rPr/>
           </w:pPr>
-          <w:hyperlink w:anchor="__RefHeading___Toc6875_1687545286">
+          <w:hyperlink w:anchor="__RefHeading___Toc7100_3463820326">
             <w:r>
               <w:rPr>
                 <w:webHidden/>
@@ -1638,7 +1638,7 @@
               </w:rPr>
               <w:t>14.3.1 Leveling: reworked outright</w:t>
               <w:tab/>
-              <w:t>37</w:t>
+              <w:t>46</w:t>
             </w:r>
           </w:hyperlink>
         </w:p>
@@ -1651,7 +1651,7 @@
             </w:tabs>
             <w:rPr/>
           </w:pPr>
-          <w:hyperlink w:anchor="__RefHeading___Toc6877_1687545286">
+          <w:hyperlink w:anchor="__RefHeading___Toc7102_3463820326">
             <w:r>
               <w:rPr>
                 <w:webHidden/>
@@ -1659,7 +1659,7 @@
               </w:rPr>
               <w:t>14.3.2 Low power: one request becomes two, and nothing consumes either</w:t>
               <w:tab/>
-              <w:t>38</w:t>
+              <w:t>47</w:t>
             </w:r>
           </w:hyperlink>
         </w:p>
@@ -1672,7 +1672,7 @@
             </w:tabs>
             <w:rPr/>
           </w:pPr>
-          <w:hyperlink w:anchor="__RefHeading___Toc6879_1687545286">
+          <w:hyperlink w:anchor="__RefHeading___Toc7104_3463820326">
             <w:r>
               <w:rPr>
                 <w:webHidden/>
@@ -1680,7 +1680,7 @@
               </w:rPr>
               <w:t>14.3.3 Initialization and errors</w:t>
               <w:tab/>
-              <w:t>38</w:t>
+              <w:t>47</w:t>
             </w:r>
           </w:hyperlink>
         </w:p>
@@ -1693,7 +1693,7 @@
             </w:tabs>
             <w:rPr/>
           </w:pPr>
-          <w:hyperlink w:anchor="__RefHeading___Toc6881_1687545286">
+          <w:hyperlink w:anchor="__RefHeading___Toc7106_3463820326">
             <w:r>
               <w:rPr>
                 <w:webHidden/>
@@ -1701,7 +1701,7 @@
               </w:rPr>
               <w:t>14.4 What scoria does NOT implement</w:t>
               <w:tab/>
-              <w:t>38</w:t>
+              <w:t>47</w:t>
             </w:r>
           </w:hyperlink>
         </w:p>
@@ -1714,7 +1714,7 @@
             </w:tabs>
             <w:rPr/>
           </w:pPr>
-          <w:hyperlink w:anchor="__RefHeading___Toc6883_1687545286">
+          <w:hyperlink w:anchor="__RefHeading___Toc7108_3463820326">
             <w:r>
               <w:rPr>
                 <w:webHidden/>
@@ -1722,7 +1722,7 @@
               </w:rPr>
               <w:t>15 AXI4 Slave and APB CSR</w:t>
               <w:tab/>
-              <w:t>39</w:t>
+              <w:t>49</w:t>
             </w:r>
           </w:hyperlink>
         </w:p>
@@ -1735,7 +1735,7 @@
             </w:tabs>
             <w:rPr/>
           </w:pPr>
-          <w:hyperlink w:anchor="__RefHeading___Toc6885_1687545286">
+          <w:hyperlink w:anchor="__RefHeading___Toc7110_3463820326">
             <w:r>
               <w:rPr>
                 <w:webHidden/>
@@ -1743,7 +1743,7 @@
               </w:rPr>
               <w:t>15.1 AXI4 slave</w:t>
               <w:tab/>
-              <w:t>39</w:t>
+              <w:t>49</w:t>
             </w:r>
           </w:hyperlink>
         </w:p>
@@ -1756,7 +1756,7 @@
             </w:tabs>
             <w:rPr/>
           </w:pPr>
-          <w:hyperlink w:anchor="__RefHeading___Toc6887_1687545286">
+          <w:hyperlink w:anchor="__RefHeading___Toc7112_3463820326">
             <w:r>
               <w:rPr>
                 <w:webHidden/>
@@ -1764,7 +1764,7 @@
               </w:rPr>
               <w:t>15.2 APB CSR</w:t>
               <w:tab/>
-              <w:t>39</w:t>
+              <w:t>49</w:t>
             </w:r>
           </w:hyperlink>
         </w:p>
@@ -1777,7 +1777,7 @@
             </w:tabs>
             <w:rPr/>
           </w:pPr>
-          <w:hyperlink w:anchor="__RefHeading___Toc6889_1687545286">
+          <w:hyperlink w:anchor="__RefHeading___Toc7114_3463820326">
             <w:r>
               <w:rPr>
                 <w:webHidden/>
@@ -1785,7 +1785,7 @@
               </w:rPr>
               <w:t>15.3 The CDC on the CSR path, and why it is an async FIFO</w:t>
               <w:tab/>
-              <w:t>40</w:t>
+              <w:t>49</w:t>
             </w:r>
           </w:hyperlink>
         </w:p>
@@ -1798,7 +1798,7 @@
             </w:tabs>
             <w:rPr/>
           </w:pPr>
-          <w:hyperlink w:anchor="__RefHeading___Toc6891_1687545286">
+          <w:hyperlink w:anchor="__RefHeading___Toc7116_3463820326">
             <w:r>
               <w:rPr>
                 <w:webHidden/>
@@ -1806,7 +1806,7 @@
               </w:rPr>
               <w:t>16 scoria_pkg, and Build-Time vs Runtime</w:t>
               <w:tab/>
-              <w:t>40</w:t>
+              <w:t>51</w:t>
             </w:r>
           </w:hyperlink>
         </w:p>
@@ -1819,7 +1819,7 @@
             </w:tabs>
             <w:rPr/>
           </w:pPr>
-          <w:hyperlink w:anchor="__RefHeading___Toc6893_1687545286">
+          <w:hyperlink w:anchor="__RefHeading___Toc7118_3463820326">
             <w:r>
               <w:rPr>
                 <w:webHidden/>
@@ -1827,7 +1827,7 @@
               </w:rPr>
               <w:t>16.1 The package (decision D3)</w:t>
               <w:tab/>
-              <w:t>40</w:t>
+              <w:t>51</w:t>
             </w:r>
           </w:hyperlink>
         </w:p>
@@ -1840,7 +1840,7 @@
             </w:tabs>
             <w:rPr/>
           </w:pPr>
-          <w:hyperlink w:anchor="__RefHeading___Toc6895_1687545286">
+          <w:hyperlink w:anchor="__RefHeading___Toc7120_3463820326">
             <w:r>
               <w:rPr>
                 <w:webHidden/>
@@ -1848,7 +1848,7 @@
               </w:rPr>
               <w:t>16.2 The rule: timings are runtime, geometry is build-time</w:t>
               <w:tab/>
-              <w:t>41</w:t>
+              <w:t>51</w:t>
             </w:r>
           </w:hyperlink>
         </w:p>
@@ -1861,7 +1861,7 @@
             </w:tabs>
             <w:rPr/>
           </w:pPr>
-          <w:hyperlink w:anchor="__RefHeading___Toc6897_1687545286">
+          <w:hyperlink w:anchor="__RefHeading___Toc7122_3463820326">
             <w:r>
               <w:rPr>
                 <w:webHidden/>
@@ -1869,7 +1869,7 @@
               </w:rPr>
               <w:t>16.3 New CSR groups</w:t>
               <w:tab/>
-              <w:t>42</w:t>
+              <w:t>52</w:t>
             </w:r>
           </w:hyperlink>
         </w:p>
@@ -1882,7 +1882,7 @@
             </w:tabs>
             <w:rPr/>
           </w:pPr>
-          <w:hyperlink w:anchor="__RefHeading___Toc6899_1687545286">
+          <w:hyperlink w:anchor="__RefHeading___Toc7124_3463820326">
             <w:r>
               <w:rPr>
                 <w:webHidden/>
@@ -1890,7 +1890,7 @@
               </w:rPr>
               <w:t>17 Verification Strategy, and the Open Questions</w:t>
               <w:tab/>
-              <w:t>42</w:t>
+              <w:t>54</w:t>
             </w:r>
           </w:hyperlink>
         </w:p>
@@ -1903,7 +1903,7 @@
             </w:tabs>
             <w:rPr/>
           </w:pPr>
-          <w:hyperlink w:anchor="__RefHeading___Toc6901_1687545286">
+          <w:hyperlink w:anchor="__RefHeading___Toc7126_3463820326">
             <w:r>
               <w:rPr>
                 <w:webHidden/>
@@ -1911,7 +1911,7 @@
               </w:rPr>
               <w:t>17.1 The target is the DFI boundary</w:t>
               <w:tab/>
-              <w:t>42</w:t>
+              <w:t>54</w:t>
             </w:r>
           </w:hyperlink>
         </w:p>
@@ -1924,7 +1924,7 @@
             </w:tabs>
             <w:rPr/>
           </w:pPr>
-          <w:hyperlink w:anchor="__RefHeading___Toc6903_1687545286">
+          <w:hyperlink w:anchor="__RefHeading___Toc7128_3463820326">
             <w:r>
               <w:rPr>
                 <w:webHidden/>
@@ -1932,7 +1932,7 @@
               </w:rPr>
               <w:t>17.2 What must be verified, beyond inheriting pumice’s suites</w:t>
               <w:tab/>
-              <w:t>43</w:t>
+              <w:t>54</w:t>
             </w:r>
           </w:hyperlink>
         </w:p>
@@ -1945,7 +1945,7 @@
             </w:tabs>
             <w:rPr/>
           </w:pPr>
-          <w:hyperlink w:anchor="__RefHeading___Toc6905_1687545286">
+          <w:hyperlink w:anchor="__RefHeading___Toc7130_3463820326">
             <w:r>
               <w:rPr>
                 <w:webHidden/>
@@ -1953,7 +1953,7 @@
               </w:rPr>
               <w:t>17.3 Question resolutions (v0.2)</w:t>
               <w:tab/>
-              <w:t>44</w:t>
+              <w:t>55</w:t>
             </w:r>
           </w:hyperlink>
         </w:p>
@@ -1966,7 +1966,7 @@
             </w:tabs>
             <w:rPr/>
           </w:pPr>
-          <w:hyperlink w:anchor="__RefHeading___Toc6907_1687545286">
+          <w:hyperlink w:anchor="__RefHeading___Toc7132_3463820326">
             <w:r>
               <w:rPr>
                 <w:webHidden/>
@@ -1974,7 +1974,7 @@
               </w:rPr>
               <w:t>17.3.1 Q1 and Q4: I was wrong to call these PHY-blocked</w:t>
               <w:tab/>
-              <w:t>44</w:t>
+              <w:t>56</w:t>
             </w:r>
           </w:hyperlink>
         </w:p>
@@ -1987,7 +1987,7 @@
             </w:tabs>
             <w:rPr/>
           </w:pPr>
-          <w:hyperlink w:anchor="__RefHeading___Toc6909_1687545286">
+          <w:hyperlink w:anchor="__RefHeading___Toc7134_3463820326">
             <w:r>
               <w:rPr>
                 <w:webHidden/>
@@ -1995,7 +1995,7 @@
               </w:rPr>
               <w:t>17.3.2 Q2: ZQCS is a request, never a preemption</w:t>
               <w:tab/>
-              <w:t>45</w:t>
+              <w:t>57</w:t>
             </w:r>
           </w:hyperlink>
         </w:p>
@@ -2008,7 +2008,7 @@
             </w:tabs>
             <w:rPr/>
           </w:pPr>
-          <w:hyperlink w:anchor="__RefHeading___Toc6911_1687545286">
+          <w:hyperlink w:anchor="__RefHeading___Toc7136_3463820326">
             <w:r>
               <w:rPr>
                 <w:webHidden/>
@@ -2016,7 +2016,7 @@
               </w:rPr>
               <w:t>17.3.3 Q3: sample the prime DQ bit only</w:t>
               <w:tab/>
-              <w:t>46</w:t>
+              <w:t>57</w:t>
             </w:r>
           </w:hyperlink>
         </w:p>
@@ -2029,7 +2029,7 @@
             </w:tabs>
             <w:rPr/>
           </w:pPr>
-          <w:hyperlink w:anchor="__RefHeading___Toc6913_1687545286">
+          <w:hyperlink w:anchor="__RefHeading___Toc7138_3463820326">
             <w:r>
               <w:rPr>
                 <w:webHidden/>
@@ -2037,7 +2037,7 @@
               </w:rPr>
               <w:t>17.3.4 Q5: struck rather than deferred</w:t>
               <w:tab/>
-              <w:t>46</w:t>
+              <w:t>58</w:t>
             </w:r>
           </w:hyperlink>
         </w:p>
@@ -2050,7 +2050,7 @@
             </w:tabs>
             <w:rPr/>
           </w:pPr>
-          <w:hyperlink w:anchor="__RefHeading___Toc6915_1687545286">
+          <w:hyperlink w:anchor="__RefHeading___Toc7140_3463820326">
             <w:r>
               <w:rPr>
                 <w:webHidden/>
@@ -2058,7 +2058,7 @@
               </w:rPr>
               <w:t>17.4 What would make this a 1.0</w:t>
               <w:tab/>
-              <w:t>47</w:t>
+              <w:t>58</w:t>
             </w:r>
           </w:hyperlink>
           <w:r>
@@ -2147,7 +2147,7 @@
           <w:rPr>
             <w:rStyle w:val="ListLabel1"/>
           </w:rPr>
-          <w:t>20</w:t>
+          <w:t>23</w:t>
         </w:r>
         <w:r>
           <w:rPr>
@@ -2232,7 +2232,7 @@
           <w:rPr>
             <w:rStyle w:val="ListLabel1"/>
           </w:rPr>
-          <w:t>9</w:t>
+          <w:t>10</w:t>
         </w:r>
         <w:r>
           <w:rPr>
@@ -2289,7 +2289,7 @@
           <w:rPr>
             <w:rStyle w:val="ListLabel1"/>
           </w:rPr>
-          <w:t>9</w:t>
+          <w:t>10</w:t>
         </w:r>
         <w:r>
           <w:rPr>
@@ -2346,7 +2346,7 @@
           <w:rPr>
             <w:rStyle w:val="ListLabel1"/>
           </w:rPr>
-          <w:t>10</w:t>
+          <w:t>11</w:t>
         </w:r>
         <w:r>
           <w:rPr>
@@ -2403,7 +2403,7 @@
           <w:rPr>
             <w:rStyle w:val="ListLabel1"/>
           </w:rPr>
-          <w:t>14</w:t>
+          <w:t>17</w:t>
         </w:r>
         <w:r>
           <w:rPr>
@@ -2460,7 +2460,7 @@
           <w:rPr>
             <w:rStyle w:val="ListLabel1"/>
           </w:rPr>
-          <w:t>16</w:t>
+          <w:t>19</w:t>
         </w:r>
         <w:r>
           <w:rPr>
@@ -2517,7 +2517,7 @@
           <w:rPr>
             <w:rStyle w:val="ListLabel1"/>
           </w:rPr>
-          <w:t>17</w:t>
+          <w:t>19</w:t>
         </w:r>
         <w:r>
           <w:rPr>
@@ -2574,7 +2574,7 @@
           <w:rPr>
             <w:rStyle w:val="ListLabel1"/>
           </w:rPr>
-          <w:t>21</w:t>
+          <w:t>25</w:t>
         </w:r>
         <w:r>
           <w:rPr>
@@ -2631,7 +2631,7 @@
           <w:rPr>
             <w:rStyle w:val="ListLabel1"/>
           </w:rPr>
-          <w:t>22</w:t>
+          <w:t>26</w:t>
         </w:r>
         <w:r>
           <w:rPr>
@@ -2688,7 +2688,7 @@
           <w:rPr>
             <w:rStyle w:val="ListLabel1"/>
           </w:rPr>
-          <w:t>22</w:t>
+          <w:t>26</w:t>
         </w:r>
         <w:r>
           <w:rPr>
@@ -2745,7 +2745,7 @@
           <w:rPr>
             <w:rStyle w:val="ListLabel1"/>
           </w:rPr>
-          <w:t>23</w:t>
+          <w:t>28</w:t>
         </w:r>
         <w:r>
           <w:rPr>
@@ -2802,7 +2802,7 @@
           <w:rPr>
             <w:rStyle w:val="ListLabel1"/>
           </w:rPr>
-          <w:t>24</w:t>
+          <w:t>29</w:t>
         </w:r>
         <w:r>
           <w:rPr>
@@ -2859,7 +2859,7 @@
           <w:rPr>
             <w:rStyle w:val="ListLabel1"/>
           </w:rPr>
-          <w:t>25</w:t>
+          <w:t>30</w:t>
         </w:r>
         <w:r>
           <w:rPr>
@@ -2916,7 +2916,7 @@
           <w:rPr>
             <w:rStyle w:val="ListLabel1"/>
           </w:rPr>
-          <w:t>27</w:t>
+          <w:t>32</w:t>
         </w:r>
         <w:r>
           <w:rPr>
@@ -2973,7 +2973,7 @@
           <w:rPr>
             <w:rStyle w:val="ListLabel1"/>
           </w:rPr>
-          <w:t>29</w:t>
+          <w:t>36</w:t>
         </w:r>
         <w:r>
           <w:rPr>
@@ -3030,7 +3030,7 @@
           <w:rPr>
             <w:rStyle w:val="ListLabel1"/>
           </w:rPr>
-          <w:t>32</w:t>
+          <w:t>40</w:t>
         </w:r>
         <w:r>
           <w:rPr>
@@ -3087,7 +3087,7 @@
           <w:rPr>
             <w:rStyle w:val="ListLabel1"/>
           </w:rPr>
-          <w:t>33</w:t>
+          <w:t>40</w:t>
         </w:r>
         <w:r>
           <w:rPr>
@@ -3144,7 +3144,7 @@
           <w:rPr>
             <w:rStyle w:val="ListLabel1"/>
           </w:rPr>
-          <w:t>35</w:t>
+          <w:t>44</w:t>
         </w:r>
         <w:r>
           <w:rPr>
@@ -3201,7 +3201,7 @@
           <w:rPr>
             <w:rStyle w:val="ListLabel1"/>
           </w:rPr>
-          <w:t>37</w:t>
+          <w:t>46</w:t>
         </w:r>
         <w:r>
           <w:rPr>
@@ -3258,7 +3258,7 @@
           <w:rPr>
             <w:rStyle w:val="ListLabel1"/>
           </w:rPr>
-          <w:t>38</w:t>
+          <w:t>47</w:t>
         </w:r>
         <w:r>
           <w:rPr>
@@ -3315,7 +3315,7 @@
           <w:rPr>
             <w:rStyle w:val="ListLabel1"/>
           </w:rPr>
-          <w:t>41</w:t>
+          <w:t>52</w:t>
         </w:r>
         <w:r>
           <w:rPr>
@@ -3372,7 +3372,7 @@
           <w:rPr>
             <w:rStyle w:val="ListLabel1"/>
           </w:rPr>
-          <w:t>42</w:t>
+          <w:t>52</w:t>
         </w:r>
         <w:r>
           <w:rPr>
@@ -3429,7 +3429,7 @@
           <w:rPr>
             <w:rStyle w:val="ListLabel1"/>
           </w:rPr>
-          <w:t>44</w:t>
+          <w:t>55</w:t>
         </w:r>
         <w:r>
           <w:rPr>
@@ -3458,7 +3458,7 @@
         <w:spacing w:before="0" w:after="120"/>
         <w:rPr/>
       </w:pPr>
-      <w:bookmarkStart w:id="2" w:name="__RefHeading___Toc6735_1687545286"/>
+      <w:bookmarkStart w:id="2" w:name="__RefHeading___Toc6960_3463820326"/>
       <w:bookmarkEnd w:id="2"/>
       <w:r>
         <w:rPr>
@@ -3496,7 +3496,7 @@
         <w:rPr>
           <w:sz w:val="20"/>
         </w:rPr>
-        <w:t xml:space="preserve"> 2026-09-30</w:t>
+        <w:t xml:space="preserve"> 2026-10-02</w:t>
       </w:r>
     </w:p>
     <w:p>
@@ -3585,6 +3585,9 @@
         </mc:AlternateContent>
       </w:r>
       <w:bookmarkEnd w:id="3"/>
+      <w:r>
+        <w:br w:type="page"/>
+      </w:r>
     </w:p>
     <w:p>
       <w:pPr>
@@ -3593,7 +3596,7 @@
         <w:spacing w:before="360" w:after="120"/>
         <w:rPr/>
       </w:pPr>
-      <w:bookmarkStart w:id="4" w:name="__RefHeading___Toc6737_1687545286"/>
+      <w:bookmarkStart w:id="4" w:name="__RefHeading___Toc6962_3463820326"/>
       <w:bookmarkStart w:id="5" w:name="document-information"/>
       <w:bookmarkEnd w:id="4"/>
       <w:r>
@@ -4145,7 +4148,7 @@
         <w:spacing w:before="280" w:after="80"/>
         <w:rPr/>
       </w:pPr>
-      <w:bookmarkStart w:id="7" w:name="__RefHeading___Toc6739_1687545286"/>
+      <w:bookmarkStart w:id="7" w:name="__RefHeading___Toc6964_3463820326"/>
       <w:bookmarkEnd w:id="7"/>
       <w:r>
         <w:rPr>
@@ -4909,7 +4912,7 @@
         <w:spacing w:before="280" w:after="80"/>
         <w:rPr/>
       </w:pPr>
-      <w:bookmarkStart w:id="9" w:name="__RefHeading___Toc6741_1687545286"/>
+      <w:bookmarkStart w:id="9" w:name="__RefHeading___Toc6966_3463820326"/>
       <w:bookmarkEnd w:id="9"/>
       <w:r>
         <w:rPr>
@@ -5061,7 +5064,7 @@
         <w:spacing w:before="280" w:after="80"/>
         <w:rPr/>
       </w:pPr>
-      <w:bookmarkStart w:id="10" w:name="__RefHeading___Toc6743_1687545286"/>
+      <w:bookmarkStart w:id="10" w:name="__RefHeading___Toc6968_3463820326"/>
       <w:bookmarkEnd w:id="10"/>
       <w:r>
         <w:rPr>
@@ -5991,7 +5994,7 @@
         <w:spacing w:before="280" w:after="80"/>
         <w:rPr/>
       </w:pPr>
-      <w:bookmarkStart w:id="13" w:name="__RefHeading___Toc6745_1687545286"/>
+      <w:bookmarkStart w:id="13" w:name="__RefHeading___Toc6970_3463820326"/>
       <w:bookmarkEnd w:id="13"/>
       <w:r>
         <w:rPr>
@@ -6144,6 +6147,9 @@
         </mc:AlternateContent>
       </w:r>
       <w:bookmarkEnd w:id="14"/>
+      <w:r>
+        <w:br w:type="page"/>
+      </w:r>
     </w:p>
     <w:p>
       <w:pPr>
@@ -6152,7 +6158,7 @@
         <w:spacing w:before="360" w:after="120"/>
         <w:rPr/>
       </w:pPr>
-      <w:bookmarkStart w:id="15" w:name="__RefHeading___Toc6747_1687545286"/>
+      <w:bookmarkStart w:id="15" w:name="__RefHeading___Toc6972_3463820326"/>
       <w:bookmarkStart w:id="16" w:name="purpose-and-scope"/>
       <w:bookmarkEnd w:id="15"/>
       <w:r>
@@ -6183,7 +6189,7 @@
         <w:spacing w:before="280" w:after="80"/>
         <w:rPr/>
       </w:pPr>
-      <w:bookmarkStart w:id="17" w:name="__RefHeading___Toc6749_1687545286"/>
+      <w:bookmarkStart w:id="17" w:name="__RefHeading___Toc6974_3463820326"/>
       <w:bookmarkStart w:id="18" w:name="purpose"/>
       <w:bookmarkEnd w:id="17"/>
       <w:r>
@@ -6253,7 +6259,7 @@
         <w:spacing w:before="280" w:after="80"/>
         <w:rPr/>
       </w:pPr>
-      <w:bookmarkStart w:id="19" w:name="__RefHeading___Toc6751_1687545286"/>
+      <w:bookmarkStart w:id="19" w:name="__RefHeading___Toc6976_3463820326"/>
       <w:bookmarkStart w:id="20" w:name="why-a-delta-specification"/>
       <w:bookmarkEnd w:id="19"/>
       <w:r>
@@ -6414,7 +6420,7 @@
         <w:spacing w:before="280" w:after="80"/>
         <w:rPr/>
       </w:pPr>
-      <w:bookmarkStart w:id="21" w:name="__RefHeading___Toc6753_1687545286"/>
+      <w:bookmarkStart w:id="21" w:name="__RefHeading___Toc6978_3463820326"/>
       <w:bookmarkStart w:id="22" w:name="what-is-in-scope"/>
       <w:bookmarkEnd w:id="21"/>
       <w:r>
@@ -6459,7 +6465,7 @@
         <w:spacing w:before="280" w:after="80"/>
         <w:rPr/>
       </w:pPr>
-      <w:bookmarkStart w:id="24" w:name="__RefHeading___Toc6755_1687545286"/>
+      <w:bookmarkStart w:id="24" w:name="__RefHeading___Toc6980_3463820326"/>
       <w:bookmarkStart w:id="25" w:name="what-is-out-of-scope"/>
       <w:bookmarkEnd w:id="24"/>
       <w:r>
@@ -6675,6 +6681,9 @@
       </w:r>
       <w:bookmarkEnd w:id="26"/>
       <w:bookmarkEnd w:id="27"/>
+      <w:r>
+        <w:br w:type="page"/>
+      </w:r>
     </w:p>
     <w:p>
       <w:pPr>
@@ -6683,7 +6692,7 @@
         <w:spacing w:before="360" w:after="120"/>
         <w:rPr/>
       </w:pPr>
-      <w:bookmarkStart w:id="28" w:name="__RefHeading___Toc6757_1687545286"/>
+      <w:bookmarkStart w:id="28" w:name="__RefHeading___Toc6982_3463820326"/>
       <w:bookmarkStart w:id="29" w:name="document-conventions"/>
       <w:bookmarkEnd w:id="28"/>
       <w:r>
@@ -6714,7 +6723,7 @@
         <w:spacing w:before="280" w:after="80"/>
         <w:rPr/>
       </w:pPr>
-      <w:bookmarkStart w:id="30" w:name="__RefHeading___Toc6759_1687545286"/>
+      <w:bookmarkStart w:id="30" w:name="__RefHeading___Toc6984_3463820326"/>
       <w:bookmarkEnd w:id="30"/>
       <w:r>
         <w:rPr>
@@ -7192,7 +7201,7 @@
         <w:spacing w:before="280" w:after="80"/>
         <w:rPr/>
       </w:pPr>
-      <w:bookmarkStart w:id="33" w:name="__RefHeading___Toc6761_1687545286"/>
+      <w:bookmarkStart w:id="33" w:name="__RefHeading___Toc6986_3463820326"/>
       <w:bookmarkEnd w:id="33"/>
       <w:r>
         <w:rPr>
@@ -7385,7 +7394,7 @@
         <w:spacing w:before="280" w:after="80"/>
         <w:rPr/>
       </w:pPr>
-      <w:bookmarkStart w:id="34" w:name="__RefHeading___Toc6763_1687545286"/>
+      <w:bookmarkStart w:id="34" w:name="__RefHeading___Toc6988_3463820326"/>
       <w:bookmarkStart w:id="35" w:name="timing-values"/>
       <w:bookmarkEnd w:id="34"/>
       <w:r>
@@ -7495,7 +7504,7 @@
         <w:spacing w:before="280" w:after="80"/>
         <w:rPr/>
       </w:pPr>
-      <w:bookmarkStart w:id="36" w:name="__RefHeading___Toc6765_1687545286"/>
+      <w:bookmarkStart w:id="36" w:name="__RefHeading___Toc6990_3463820326"/>
       <w:bookmarkStart w:id="37" w:name="citations"/>
       <w:bookmarkEnd w:id="36"/>
       <w:r>
@@ -7656,6 +7665,9 @@
       </w:r>
       <w:bookmarkEnd w:id="38"/>
       <w:bookmarkEnd w:id="39"/>
+      <w:r>
+        <w:br w:type="page"/>
+      </w:r>
     </w:p>
     <w:p>
       <w:pPr>
@@ -7664,7 +7676,7 @@
         <w:spacing w:before="360" w:after="120"/>
         <w:rPr/>
       </w:pPr>
-      <w:bookmarkStart w:id="40" w:name="__RefHeading___Toc6767_1687545286"/>
+      <w:bookmarkStart w:id="40" w:name="__RefHeading___Toc6992_3463820326"/>
       <w:bookmarkStart w:id="41" w:name="definitions-and-acronyms"/>
       <w:bookmarkEnd w:id="40"/>
       <w:r>
@@ -7695,7 +7707,7 @@
         <w:spacing w:before="280" w:after="80"/>
         <w:rPr/>
       </w:pPr>
-      <w:bookmarkStart w:id="42" w:name="__RefHeading___Toc6769_1687545286"/>
+      <w:bookmarkStart w:id="42" w:name="__RefHeading___Toc6994_3463820326"/>
       <w:bookmarkStart w:id="43" w:name="interfaces"/>
       <w:bookmarkEnd w:id="42"/>
       <w:r>
@@ -7801,7 +7813,7 @@
         <w:spacing w:before="280" w:after="80"/>
         <w:rPr/>
       </w:pPr>
-      <w:bookmarkStart w:id="44" w:name="__RefHeading___Toc6771_1687545286"/>
+      <w:bookmarkStart w:id="44" w:name="__RefHeading___Toc6996_3463820326"/>
       <w:bookmarkEnd w:id="44"/>
       <w:r>
         <w:rPr>
@@ -8795,7 +8807,7 @@
         <w:spacing w:before="280" w:after="80"/>
         <w:rPr/>
       </w:pPr>
-      <w:bookmarkStart w:id="47" w:name="__RefHeading___Toc6773_1687545286"/>
+      <w:bookmarkStart w:id="47" w:name="__RefHeading___Toc6998_3463820326"/>
       <w:bookmarkEnd w:id="47"/>
       <w:r>
         <w:rPr>
@@ -9479,7 +9491,7 @@
         <w:spacing w:before="280" w:after="80"/>
         <w:rPr/>
       </w:pPr>
-      <w:bookmarkStart w:id="49" w:name="__RefHeading___Toc6775_1687545286"/>
+      <w:bookmarkStart w:id="49" w:name="__RefHeading___Toc7000_3463820326"/>
       <w:bookmarkStart w:id="50" w:name="terms-used-with-a-specific-meaning-here"/>
       <w:bookmarkEnd w:id="49"/>
       <w:r>
@@ -9669,6 +9681,9 @@
       </w:r>
       <w:bookmarkEnd w:id="51"/>
       <w:bookmarkEnd w:id="52"/>
+      <w:r>
+        <w:br w:type="page"/>
+      </w:r>
     </w:p>
     <w:p>
       <w:pPr>
@@ -9677,7 +9692,7 @@
         <w:spacing w:before="360" w:after="120"/>
         <w:rPr/>
       </w:pPr>
-      <w:bookmarkStart w:id="53" w:name="__RefHeading___Toc6777_1687545286"/>
+      <w:bookmarkStart w:id="53" w:name="__RefHeading___Toc7002_3463820326"/>
       <w:bookmarkStart w:id="54" w:name="scope-and-goals"/>
       <w:bookmarkEnd w:id="53"/>
       <w:r>
@@ -9708,7 +9723,7 @@
         <w:spacing w:before="280" w:after="80"/>
         <w:rPr/>
       </w:pPr>
-      <w:bookmarkStart w:id="55" w:name="__RefHeading___Toc6779_1687545286"/>
+      <w:bookmarkStart w:id="55" w:name="__RefHeading___Toc7004_3463820326"/>
       <w:bookmarkStart w:id="56" w:name="what-scoria-is"/>
       <w:bookmarkEnd w:id="55"/>
       <w:r>
@@ -9753,7 +9768,7 @@
         <w:spacing w:before="280" w:after="80"/>
         <w:rPr/>
       </w:pPr>
-      <w:bookmarkStart w:id="58" w:name="__RefHeading___Toc6781_1687545286"/>
+      <w:bookmarkStart w:id="58" w:name="__RefHeading___Toc7006_3463820326"/>
       <w:bookmarkStart w:id="59" w:name="goals"/>
       <w:bookmarkEnd w:id="58"/>
       <w:r>
@@ -9901,7 +9916,7 @@
         <w:spacing w:before="280" w:after="80"/>
         <w:rPr/>
       </w:pPr>
-      <w:bookmarkStart w:id="60" w:name="__RefHeading___Toc6783_1687545286"/>
+      <w:bookmarkStart w:id="60" w:name="__RefHeading___Toc7008_3463820326"/>
       <w:bookmarkStart w:id="61" w:name="non-goals"/>
       <w:bookmarkEnd w:id="60"/>
       <w:r>
@@ -10006,7 +10021,7 @@
         <w:spacing w:before="280" w:after="80"/>
         <w:rPr/>
       </w:pPr>
-      <w:bookmarkStart w:id="62" w:name="__RefHeading___Toc6785_1687545286"/>
+      <w:bookmarkStart w:id="62" w:name="__RefHeading___Toc7010_3463820326"/>
       <w:bookmarkStart w:id="63" w:name="X2bc673119098689eae9b2ad7f01eaedc27671f8"/>
       <w:bookmarkEnd w:id="62"/>
       <w:r>
@@ -10153,7 +10168,7 @@
         <w:spacing w:before="280" w:after="80"/>
         <w:rPr/>
       </w:pPr>
-      <w:bookmarkStart w:id="64" w:name="__RefHeading___Toc6787_1687545286"/>
+      <w:bookmarkStart w:id="64" w:name="__RefHeading___Toc7012_3463820326"/>
       <w:bookmarkStart w:id="65" w:name="what-is-genuinely-harder"/>
       <w:bookmarkEnd w:id="64"/>
       <w:r>
@@ -10336,6 +10351,9 @@
       </w:r>
       <w:bookmarkEnd w:id="66"/>
       <w:bookmarkEnd w:id="67"/>
+      <w:r>
+        <w:br w:type="page"/>
+      </w:r>
     </w:p>
     <w:p>
       <w:pPr>
@@ -10344,7 +10362,7 @@
         <w:spacing w:before="360" w:after="120"/>
         <w:rPr/>
       </w:pPr>
-      <w:bookmarkStart w:id="68" w:name="__RefHeading___Toc6789_1687545286"/>
+      <w:bookmarkStart w:id="68" w:name="__RefHeading___Toc7014_3463820326"/>
       <w:bookmarkStart w:id="69" w:name="block-diagram"/>
       <w:bookmarkEnd w:id="68"/>
       <w:r>
@@ -10375,7 +10393,7 @@
         <w:spacing w:before="280" w:after="80"/>
         <w:rPr/>
       </w:pPr>
-      <w:bookmarkStart w:id="70" w:name="__RefHeading___Toc6791_1687545286"/>
+      <w:bookmarkStart w:id="70" w:name="__RefHeading___Toc7016_3463820326"/>
       <w:bookmarkStart w:id="71" w:name="X793e3fa9fd64bf1af7c8e45dbc98e2c52ca770d"/>
       <w:bookmarkEnd w:id="70"/>
       <w:r>
@@ -10415,7 +10433,7 @@
         <w:spacing w:before="200" w:after="80"/>
         <w:rPr/>
       </w:pPr>
-      <w:bookmarkStart w:id="72" w:name="__RefHeading___Toc6793_1687545286"/>
+      <w:bookmarkStart w:id="72" w:name="__RefHeading___Toc7018_3463820326"/>
       <w:bookmarkStart w:id="73" w:name="X04b08cfa3a69441f08ee2d5f02208558eb55e1e"/>
       <w:bookmarkStart w:id="74" w:name="_Fig_1_scoria_block_diagram"/>
       <w:bookmarkEnd w:id="72"/>
@@ -10534,7 +10552,7 @@
         <w:spacing w:before="280" w:after="80"/>
         <w:rPr/>
       </w:pPr>
-      <w:bookmarkStart w:id="75" w:name="__RefHeading___Toc6795_1687545286"/>
+      <w:bookmarkStart w:id="75" w:name="__RefHeading___Toc7020_3463820326"/>
       <w:bookmarkStart w:id="76" w:name="reading-the-figure"/>
       <w:bookmarkEnd w:id="75"/>
       <w:r>
@@ -10815,7 +10833,7 @@
         <w:spacing w:before="280" w:after="80"/>
         <w:rPr/>
       </w:pPr>
-      <w:bookmarkStart w:id="77" w:name="__RefHeading___Toc6797_1687545286"/>
+      <w:bookmarkStart w:id="77" w:name="__RefHeading___Toc7022_3463820326"/>
       <w:bookmarkStart w:id="78" w:name="what-the-figure-deliberately-omits"/>
       <w:bookmarkEnd w:id="77"/>
       <w:r>
@@ -10937,6 +10955,9 @@
       </w:r>
       <w:bookmarkEnd w:id="79"/>
       <w:bookmarkEnd w:id="80"/>
+      <w:r>
+        <w:br w:type="page"/>
+      </w:r>
     </w:p>
     <w:p>
       <w:pPr>
@@ -10945,7 +10966,7 @@
         <w:spacing w:before="360" w:after="120"/>
         <w:rPr/>
       </w:pPr>
-      <w:bookmarkStart w:id="81" w:name="__RefHeading___Toc6799_1687545286"/>
+      <w:bookmarkStart w:id="81" w:name="__RefHeading___Toc7024_3463820326"/>
       <w:bookmarkStart w:id="82" w:name="module-hierarchy"/>
       <w:bookmarkEnd w:id="81"/>
       <w:r>
@@ -10976,7 +10997,7 @@
         <w:spacing w:before="280" w:after="80"/>
         <w:rPr/>
       </w:pPr>
-      <w:bookmarkStart w:id="83" w:name="__RefHeading___Toc6801_1687545286"/>
+      <w:bookmarkStart w:id="83" w:name="__RefHeading___Toc7026_3463820326"/>
       <w:bookmarkEnd w:id="83"/>
       <w:r>
         <w:rPr>
@@ -11041,7 +11062,7 @@
         <w:spacing w:before="200" w:after="80"/>
         <w:rPr/>
       </w:pPr>
-      <w:bookmarkStart w:id="84" w:name="__RefHeading___Toc6803_1687545286"/>
+      <w:bookmarkStart w:id="84" w:name="__RefHeading___Toc7028_3463820326"/>
       <w:bookmarkEnd w:id="84"/>
       <w:r>
         <w:rPr>
@@ -11792,7 +11813,7 @@
         <w:spacing w:before="200" w:after="80"/>
         <w:rPr/>
       </w:pPr>
-      <w:bookmarkStart w:id="87" w:name="__RefHeading___Toc6805_1687545286"/>
+      <w:bookmarkStart w:id="87" w:name="__RefHeading___Toc7030_3463820326"/>
       <w:bookmarkEnd w:id="87"/>
       <w:r>
         <w:rPr>
@@ -12155,7 +12176,7 @@
         <w:spacing w:before="200" w:after="80"/>
         <w:rPr/>
       </w:pPr>
-      <w:bookmarkStart w:id="88" w:name="__RefHeading___Toc6807_1687545286"/>
+      <w:bookmarkStart w:id="88" w:name="__RefHeading___Toc7032_3463820326"/>
       <w:bookmarkEnd w:id="88"/>
       <w:r>
         <w:rPr>
@@ -12688,7 +12709,7 @@
         <w:spacing w:before="200" w:after="80"/>
         <w:rPr/>
       </w:pPr>
-      <w:bookmarkStart w:id="91" w:name="__RefHeading___Toc6809_1687545286"/>
+      <w:bookmarkStart w:id="91" w:name="__RefHeading___Toc7034_3463820326"/>
       <w:bookmarkEnd w:id="91"/>
       <w:r>
         <w:rPr>
@@ -13051,7 +13072,7 @@
         <w:spacing w:before="280" w:after="80"/>
         <w:rPr/>
       </w:pPr>
-      <w:bookmarkStart w:id="94" w:name="__RefHeading___Toc6811_1687545286"/>
+      <w:bookmarkStart w:id="94" w:name="__RefHeading___Toc7036_3463820326"/>
       <w:bookmarkEnd w:id="94"/>
       <w:r>
         <w:rPr>
@@ -13306,6 +13327,9 @@
         </mc:AlternateContent>
       </w:r>
       <w:bookmarkEnd w:id="95"/>
+      <w:r>
+        <w:br w:type="page"/>
+      </w:r>
     </w:p>
     <w:p>
       <w:pPr>
@@ -13314,7 +13338,7 @@
         <w:spacing w:before="360" w:after="120"/>
         <w:rPr/>
       </w:pPr>
-      <w:bookmarkStart w:id="96" w:name="__RefHeading___Toc6813_1687545286"/>
+      <w:bookmarkStart w:id="96" w:name="__RefHeading___Toc7038_3463820326"/>
       <w:bookmarkStart w:id="97" w:name="the-target-design-point"/>
       <w:bookmarkEnd w:id="96"/>
       <w:r>
@@ -13345,7 +13369,7 @@
         <w:spacing w:before="280" w:after="80"/>
         <w:rPr/>
       </w:pPr>
-      <w:bookmarkStart w:id="98" w:name="__RefHeading___Toc6815_1687545286"/>
+      <w:bookmarkStart w:id="98" w:name="__RefHeading___Toc7040_3463820326"/>
       <w:bookmarkStart w:id="99" w:name="named-as-of-v0.5"/>
       <w:bookmarkEnd w:id="98"/>
       <w:r>
@@ -14761,7 +14785,7 @@
         <w:spacing w:before="280" w:after="80"/>
         <w:rPr/>
       </w:pPr>
-      <w:bookmarkStart w:id="101" w:name="__RefHeading___Toc6817_1687545286"/>
+      <w:bookmarkStart w:id="101" w:name="__RefHeading___Toc7042_3463820326"/>
       <w:bookmarkStart w:id="102" w:name="what-this-fixes"/>
       <w:bookmarkEnd w:id="101"/>
       <w:r>
@@ -15591,7 +15615,7 @@
         <w:spacing w:before="280" w:after="80"/>
         <w:rPr/>
       </w:pPr>
-      <w:bookmarkStart w:id="104" w:name="__RefHeading___Toc6819_1687545286"/>
+      <w:bookmarkStart w:id="104" w:name="__RefHeading___Toc7044_3463820326"/>
       <w:bookmarkStart w:id="105" w:name="the-jedec-timings-for-this-part-and-bin"/>
       <w:bookmarkEnd w:id="104"/>
       <w:r>
@@ -16454,7 +16478,7 @@
         <w:spacing w:before="280" w:after="80"/>
         <w:rPr/>
       </w:pPr>
-      <w:bookmarkStart w:id="107" w:name="__RefHeading___Toc6821_1687545286"/>
+      <w:bookmarkStart w:id="107" w:name="__RefHeading___Toc7046_3463820326"/>
       <w:bookmarkStart w:id="108" w:name="what-is-still-open"/>
       <w:bookmarkEnd w:id="107"/>
       <w:r>
@@ -16640,6 +16664,9 @@
       </w:r>
       <w:bookmarkEnd w:id="109"/>
       <w:bookmarkEnd w:id="110"/>
+      <w:r>
+        <w:br w:type="page"/>
+      </w:r>
     </w:p>
     <w:p>
       <w:pPr>
@@ -16648,7 +16675,7 @@
         <w:spacing w:before="360" w:after="120"/>
         <w:rPr/>
       </w:pPr>
-      <w:bookmarkStart w:id="111" w:name="__RefHeading___Toc6823_1687545286"/>
+      <w:bookmarkStart w:id="111" w:name="__RefHeading___Toc7048_3463820326"/>
       <w:bookmarkStart w:id="112" w:name="X1e77db8cfb37b9aa0808e3465075579e02adecc"/>
       <w:bookmarkEnd w:id="111"/>
       <w:r>
@@ -16679,7 +16706,7 @@
         <w:spacing w:before="280" w:after="80"/>
         <w:rPr/>
       </w:pPr>
-      <w:bookmarkStart w:id="113" w:name="__RefHeading___Toc6825_1687545286"/>
+      <w:bookmarkStart w:id="113" w:name="__RefHeading___Toc7050_3463820326"/>
       <w:bookmarkStart w:id="114" w:name="the-inheritance-stated-once"/>
       <w:bookmarkEnd w:id="113"/>
       <w:r>
@@ -16780,7 +16807,7 @@
         <w:spacing w:before="280" w:after="80"/>
         <w:rPr/>
       </w:pPr>
-      <w:bookmarkStart w:id="115" w:name="__RefHeading___Toc6827_1687545286"/>
+      <w:bookmarkStart w:id="115" w:name="__RefHeading___Toc7052_3463820326"/>
       <w:bookmarkEnd w:id="115"/>
       <w:r>
         <w:rPr>
@@ -18409,7 +18436,7 @@
         <w:spacing w:before="280" w:after="80"/>
         <w:rPr/>
       </w:pPr>
-      <w:bookmarkStart w:id="118" w:name="__RefHeading___Toc6829_1687545286"/>
+      <w:bookmarkStart w:id="118" w:name="__RefHeading___Toc7054_3463820326"/>
       <w:bookmarkEnd w:id="118"/>
       <w:r>
         <w:rPr>
@@ -18658,6 +18685,825 @@
           <w:sz w:val="20"/>
         </w:rPr>
         <w:t xml:space="preserve"> is therefore INHERITED in mechanism, and what it gains for DDR3 is the new self-refresh command encodings rather than a new interface.</w:t>
+      </w:r>
+    </w:p>
+    <w:p>
+      <w:pPr>
+        <w:pStyle w:val="BodyText"/>
+        <w:rPr/>
+      </w:pPr>
+      <w:r>
+        <w:rPr>
+          <w:b/>
+          <w:bCs/>
+          <w:sz w:val="20"/>
+        </w:rPr>
+        <w:t>Status, 2026-09-30: not in the design, by decision (Sean).</w:t>
+      </w:r>
+      <w:r>
+        <w:rPr>
+          <w:sz w:val="20"/>
+        </w:rPr>
+        <w:t xml:space="preserve"> The module is INHERITED as a FILE; nothing instantiates it, and </w:t>
+      </w:r>
+      <w:r>
+        <w:rPr>
+          <w:rStyle w:val="VerbatimChar"/>
+          <w:sz w:val="20"/>
+        </w:rPr>
+        <w:t>scoria_top</w:t>
+      </w:r>
+      <w:r>
+        <w:rPr>
+          <w:sz w:val="20"/>
+        </w:rPr>
+        <w:t xml:space="preserve"> has no CKE port at all – so the feature is absent rather than unconnected, and the DRAM simply never leaves normal operation. That matches the reference: LiteDRAM’s generated DDR3 core for this board has </w:t>
+      </w:r>
+      <w:r>
+        <w:rPr>
+          <w:b/>
+          <w:bCs/>
+          <w:sz w:val="20"/>
+        </w:rPr>
+        <w:t>no power-down or self-refresh engine of any kind</w:t>
+      </w:r>
+      <w:r>
+        <w:rPr>
+          <w:sz w:val="20"/>
+        </w:rPr>
+        <w:t xml:space="preserve">. Its only </w:t>
+      </w:r>
+      <w:r>
+        <w:rPr>
+          <w:rStyle w:val="VerbatimChar"/>
+          <w:sz w:val="20"/>
+        </w:rPr>
+        <w:t>power_down</w:t>
+      </w:r>
+      <w:r>
+        <w:rPr>
+          <w:sz w:val="20"/>
+        </w:rPr>
+        <w:t xml:space="preserve"> references are the MMCM’s </w:t>
+      </w:r>
+      <w:r>
+        <w:rPr>
+          <w:rStyle w:val="VerbatimChar"/>
+          <w:sz w:val="20"/>
+        </w:rPr>
+        <w:t>PWRDWN</w:t>
+      </w:r>
+      <w:r>
+        <w:rPr>
+          <w:sz w:val="20"/>
+        </w:rPr>
+        <w:t xml:space="preserve"> pin, and the 92 </w:t>
+      </w:r>
+      <w:r>
+        <w:rPr>
+          <w:rStyle w:val="VerbatimChar"/>
+          <w:sz w:val="20"/>
+        </w:rPr>
+        <w:t>CKE</w:t>
+      </w:r>
+      <w:r>
+        <w:rPr>
+          <w:sz w:val="20"/>
+        </w:rPr>
+        <w:t xml:space="preserve"> references resolve to a CSR bit – </w:t>
+      </w:r>
+      <w:r>
+        <w:rPr>
+          <w:rStyle w:val="VerbatimChar"/>
+          <w:sz w:val="20"/>
+        </w:rPr>
+        <w:t>main_litedramcore_sdram_cke = main_litedramcore_sdram_storage[1]</w:t>
+      </w:r>
+      <w:r>
+        <w:rPr>
+          <w:sz w:val="20"/>
+        </w:rPr>
+        <w:t xml:space="preserve">, fanned identically to all four phases – i.e. software raises CKE during init and it stays raised. There is no </w:t>
+      </w:r>
+      <w:r>
+        <w:rPr>
+          <w:rStyle w:val="VerbatimChar"/>
+          <w:sz w:val="20"/>
+        </w:rPr>
+        <w:t>SRE</w:t>
+      </w:r>
+      <w:r>
+        <w:rPr>
+          <w:sz w:val="20"/>
+        </w:rPr>
+        <w:t>/</w:t>
+      </w:r>
+      <w:r>
+        <w:rPr>
+          <w:rStyle w:val="VerbatimChar"/>
+          <w:sz w:val="20"/>
+        </w:rPr>
+        <w:t>SRX</w:t>
+      </w:r>
+      <w:r>
+        <w:rPr>
+          <w:sz w:val="20"/>
+        </w:rPr>
+        <w:t xml:space="preserve"> issue path.</w:t>
+      </w:r>
+    </w:p>
+    <w:p>
+      <w:pPr>
+        <w:pStyle w:val="BodyText"/>
+        <w:rPr/>
+      </w:pPr>
+      <w:r>
+        <w:rPr>
+          <w:sz w:val="20"/>
+        </w:rPr>
+        <w:t xml:space="preserve">So scoria holding CKE high for ever is parity with the controller that passes memtest on this hardware, not a shortfall against it. The same applies to </w:t>
+      </w:r>
+      <w:r>
+        <w:rPr>
+          <w:rStyle w:val="VerbatimChar"/>
+          <w:sz w:val="20"/>
+        </w:rPr>
+        <w:t>dfi_signal_pack</w:t>
+      </w:r>
+      <w:r>
+        <w:rPr>
+          <w:sz w:val="20"/>
+        </w:rPr>
+        <w:t>, also INHERITED-as-a-file and also uninstantiated: every DFI bus here is phase-multiplied by construction (</w:t>
+      </w:r>
+      <w:r>
+        <w:rPr>
+          <w:rStyle w:val="VerbatimChar"/>
+          <w:sz w:val="20"/>
+        </w:rPr>
+        <w:t>DFI_ADDR_BUS_W = ROW_WIDTH * DFI_RATE</w:t>
+      </w:r>
+      <w:r>
+        <w:rPr>
+          <w:sz w:val="20"/>
+        </w:rPr>
+        <w:t xml:space="preserve">, and so on) and LiteDRAM’s </w:t>
+      </w:r>
+      <w:r>
+        <w:rPr>
+          <w:rStyle w:val="VerbatimChar"/>
+          <w:sz w:val="20"/>
+        </w:rPr>
+        <w:t>dfi_p0..p3_*</w:t>
+      </w:r>
+      <w:r>
+        <w:rPr>
+          <w:sz w:val="20"/>
+        </w:rPr>
+        <w:t xml:space="preserve"> are per-phase for the same reason, so there is no packing step for either design to perform.</w:t>
+      </w:r>
+    </w:p>
+    <w:p>
+      <w:pPr>
+        <w:pStyle w:val="BodyText"/>
+        <w:rPr/>
+      </w:pPr>
+      <w:r>
+        <w:rPr>
+          <w:b/>
+          <w:bCs/>
+          <w:sz w:val="20"/>
+        </w:rPr>
+        <w:t>That justification is DDR3-scoped, and does not transfer to LPDDR3.</w:t>
+      </w:r>
+      <w:r>
+        <w:rPr>
+          <w:sz w:val="20"/>
+        </w:rPr>
+        <w:t xml:space="preserve"> The argument above is parity with a DDR3 reference; LiteDRAM’s DDR3 core says nothing about what an LPDDR3 part needs. LPDDR exists FOR power: self-refresh is a mobile part’s normal idle state rather than an exotic mode, and LPDDR3 adds </w:t>
+      </w:r>
+      <w:r>
+        <w:rPr>
+          <w:b/>
+          <w:bCs/>
+          <w:sz w:val="20"/>
+        </w:rPr>
+        <w:t>Deep Power Down</w:t>
+      </w:r>
+      <w:r>
+        <w:rPr>
+          <w:sz w:val="20"/>
+        </w:rPr>
+        <w:t xml:space="preserve">, which DDR3 does not have – </w:t>
+      </w:r>
+      <w:r>
+        <w:rPr>
+          <w:rStyle w:val="VerbatimChar"/>
+          <w:sz w:val="20"/>
+        </w:rPr>
+        <w:t>scoria_pkg</w:t>
+      </w:r>
+      <w:r>
+        <w:rPr>
+          <w:sz w:val="20"/>
+        </w:rPr>
+        <w:t xml:space="preserve"> already marks </w:t>
+      </w:r>
+      <w:r>
+        <w:rPr>
+          <w:rStyle w:val="VerbatimChar"/>
+          <w:sz w:val="20"/>
+        </w:rPr>
+        <w:t>OP_DPDE</w:t>
+      </w:r>
+      <w:r>
+        <w:rPr>
+          <w:sz w:val="20"/>
+        </w:rPr>
+        <w:t xml:space="preserve"> “LPDDR3 only”. DPD requires stopping the DRAM clock, which is </w:t>
+      </w:r>
+      <w:r>
+        <w:rPr>
+          <w:rStyle w:val="VerbatimChar"/>
+          <w:sz w:val="20"/>
+        </w:rPr>
+        <w:t>dfi_dram_clk_disable_o</w:t>
+      </w:r>
+      <w:r>
+        <w:rPr>
+          <w:sz w:val="20"/>
+        </w:rPr>
+        <w:t xml:space="preserve">, and that signal is </w:t>
+      </w:r>
+      <w:r>
+        <w:rPr>
+          <w:rStyle w:val="VerbatimChar"/>
+          <w:sz w:val="20"/>
+        </w:rPr>
+        <w:t>dfi_signal_pack</w:t>
+      </w:r>
+      <w:r>
+        <w:rPr>
+          <w:sz w:val="20"/>
+        </w:rPr>
+        <w:t xml:space="preserve">’s one function NOT covered by the phase-multiplied buses. </w:t>
+      </w:r>
+      <w:r>
+        <w:rPr>
+          <w:rStyle w:val="VerbatimChar"/>
+          <w:sz w:val="20"/>
+        </w:rPr>
+        <w:t>powerdown_ctrl</w:t>
+      </w:r>
+      <w:r>
+        <w:rPr>
+          <w:sz w:val="20"/>
+        </w:rPr>
+        <w:t xml:space="preserve">’s own v3 TODO names the dependency: DPD entry “needs </w:t>
+      </w:r>
+      <w:r>
+        <w:rPr>
+          <w:rStyle w:val="VerbatimChar"/>
+          <w:sz w:val="20"/>
+        </w:rPr>
+        <w:t>dfi_dram_clk_disable_o</w:t>
+      </w:r>
+      <w:r>
+        <w:rPr>
+          <w:sz w:val="20"/>
+        </w:rPr>
+        <w:t xml:space="preserve"> cooperation from scoria_dfi_signal_pack”. So for LPDDR3 the two are a PAIR, and both are load-bearing.</w:t>
+      </w:r>
+    </w:p>
+    <w:p>
+      <w:pPr>
+        <w:pStyle w:val="BodyText"/>
+        <w:rPr/>
+      </w:pPr>
+      <w:r>
+        <w:rPr>
+          <w:sz w:val="20"/>
+        </w:rPr>
+        <w:t>What stands in the way is four gaps, not one wire:</w:t>
+      </w:r>
+    </w:p>
+    <w:tbl>
+      <w:tblPr>
+        <w:tblStyle w:val="Table"/>
+        <w:tblW w:w="5000" w:type="pct"/>
+        <w:jc w:val="left"/>
+        <w:tblInd w:w="108" w:type="dxa"/>
+        <w:tblLayout w:type="fixed"/>
+        <w:tblCellMar>
+          <w:top w:w="0" w:type="dxa"/>
+          <w:left w:w="108" w:type="dxa"/>
+          <w:bottom w:w="0" w:type="dxa"/>
+          <w:right w:w="108" w:type="dxa"/>
+        </w:tblCellMar>
+        <w:tblLook w:val="0020" w:noHBand="0" w:noVBand="0" w:firstColumn="0" w:lastRow="0" w:lastColumn="0" w:firstRow="1"/>
+      </w:tblPr>
+      <w:tblGrid>
+        <w:gridCol w:w="4679"/>
+        <w:gridCol w:w="4680"/>
+      </w:tblGrid>
+      <w:tr>
+        <w:trPr>
+          <w:tblHeader w:val="true"/>
+        </w:trPr>
+        <w:tc>
+          <w:tcPr>
+            <w:tcW w:w="4679" w:type="dxa"/>
+            <w:tcBorders>
+              <w:bottom w:val="single" w:sz="6" w:space="0" w:color="000000"/>
+            </w:tcBorders>
+            <w:shd w:color="auto" w:fill="E0E0E0" w:val="clear"/>
+            <w:vAlign w:val="bottom"/>
+          </w:tcPr>
+          <w:p>
+            <w:pPr>
+              <w:pStyle w:val="Compact"/>
+              <w:widowControl/>
+              <w:spacing w:before="36" w:after="36"/>
+              <w:jc w:val="left"/>
+              <w:rPr>
+                <w:rFonts w:ascii="Cambria" w:hAnsi="Cambria" w:eastAsia="Cambria" w:cs=""/>
+                <w:kern w:val="0"/>
+                <w:sz w:val="24"/>
+                <w:szCs w:val="24"/>
+                <w:lang w:val="en-US" w:eastAsia="en-US" w:bidi="ar-SA"/>
+              </w:rPr>
+            </w:pPr>
+            <w:r>
+              <w:rPr>
+                <w:rFonts w:eastAsia="Cambria" w:cs=""/>
+                <w:b/>
+                <w:kern w:val="0"/>
+                <w:sz w:val="20"/>
+                <w:szCs w:val="24"/>
+                <w:lang w:val="en-US" w:eastAsia="en-US" w:bidi="ar-SA"/>
+              </w:rPr>
+              <w:t>Level</w:t>
+            </w:r>
+          </w:p>
+        </w:tc>
+        <w:tc>
+          <w:tcPr>
+            <w:tcW w:w="4680" w:type="dxa"/>
+            <w:tcBorders>
+              <w:bottom w:val="single" w:sz="6" w:space="0" w:color="000000"/>
+            </w:tcBorders>
+            <w:shd w:color="auto" w:fill="E0E0E0" w:val="clear"/>
+            <w:vAlign w:val="bottom"/>
+          </w:tcPr>
+          <w:p>
+            <w:pPr>
+              <w:pStyle w:val="Compact"/>
+              <w:widowControl/>
+              <w:spacing w:before="36" w:after="36"/>
+              <w:jc w:val="left"/>
+              <w:rPr>
+                <w:rFonts w:ascii="Cambria" w:hAnsi="Cambria" w:eastAsia="Cambria" w:cs=""/>
+                <w:kern w:val="0"/>
+                <w:sz w:val="24"/>
+                <w:szCs w:val="24"/>
+                <w:lang w:val="en-US" w:eastAsia="en-US" w:bidi="ar-SA"/>
+              </w:rPr>
+            </w:pPr>
+            <w:r>
+              <w:rPr>
+                <w:rFonts w:eastAsia="Cambria" w:cs=""/>
+                <w:b/>
+                <w:kern w:val="0"/>
+                <w:sz w:val="20"/>
+                <w:szCs w:val="24"/>
+                <w:lang w:val="en-US" w:eastAsia="en-US" w:bidi="ar-SA"/>
+              </w:rPr>
+              <w:t>State today</w:t>
+            </w:r>
+          </w:p>
+        </w:tc>
+      </w:tr>
+      <w:tr>
+        <w:trPr/>
+        <w:tc>
+          <w:tcPr>
+            <w:tcW w:w="4679" w:type="dxa"/>
+            <w:tcBorders/>
+          </w:tcPr>
+          <w:p>
+            <w:pPr>
+              <w:pStyle w:val="Compact"/>
+              <w:widowControl/>
+              <w:spacing w:before="36" w:after="36"/>
+              <w:jc w:val="left"/>
+              <w:rPr>
+                <w:rFonts w:ascii="Cambria" w:hAnsi="Cambria" w:eastAsia="Cambria" w:cs=""/>
+                <w:kern w:val="0"/>
+                <w:sz w:val="24"/>
+                <w:szCs w:val="24"/>
+                <w:lang w:val="en-US" w:eastAsia="en-US" w:bidi="ar-SA"/>
+              </w:rPr>
+            </w:pPr>
+            <w:r>
+              <w:rPr>
+                <w:rStyle w:val="VerbatimChar"/>
+                <w:rFonts w:eastAsia="Cambria" w:cs=""/>
+                <w:kern w:val="0"/>
+                <w:szCs w:val="24"/>
+                <w:lang w:val="en-US" w:eastAsia="en-US" w:bidi="ar-SA"/>
+              </w:rPr>
+              <w:t>powerdown_ctrl</w:t>
+            </w:r>
+            <w:r>
+              <w:rPr>
+                <w:rFonts w:eastAsia="Cambria" w:cs=""/>
+                <w:kern w:val="0"/>
+                <w:sz w:val="24"/>
+                <w:szCs w:val="24"/>
+                <w:lang w:val="en-US" w:eastAsia="en-US" w:bidi="ar-SA"/>
+              </w:rPr>
+              <w:t xml:space="preserve"> / </w:t>
+            </w:r>
+            <w:r>
+              <w:rPr>
+                <w:rStyle w:val="VerbatimChar"/>
+                <w:rFonts w:eastAsia="Cambria" w:cs=""/>
+                <w:kern w:val="0"/>
+                <w:szCs w:val="24"/>
+                <w:lang w:val="en-US" w:eastAsia="en-US" w:bidi="ar-SA"/>
+              </w:rPr>
+              <w:t>dfi_signal_pack</w:t>
+            </w:r>
+          </w:p>
+        </w:tc>
+        <w:tc>
+          <w:tcPr>
+            <w:tcW w:w="4680" w:type="dxa"/>
+            <w:tcBorders/>
+          </w:tcPr>
+          <w:p>
+            <w:pPr>
+              <w:pStyle w:val="Compact"/>
+              <w:widowControl/>
+              <w:spacing w:before="36" w:after="36"/>
+              <w:jc w:val="left"/>
+              <w:rPr>
+                <w:rFonts w:ascii="Cambria" w:hAnsi="Cambria" w:eastAsia="Cambria" w:cs=""/>
+                <w:kern w:val="0"/>
+                <w:sz w:val="24"/>
+                <w:szCs w:val="24"/>
+                <w:lang w:val="en-US" w:eastAsia="en-US" w:bidi="ar-SA"/>
+              </w:rPr>
+            </w:pPr>
+            <w:r>
+              <w:rPr>
+                <w:rFonts w:eastAsia="Cambria" w:cs=""/>
+                <w:kern w:val="0"/>
+                <w:sz w:val="24"/>
+                <w:szCs w:val="24"/>
+                <w:lang w:val="en-US" w:eastAsia="en-US" w:bidi="ar-SA"/>
+              </w:rPr>
+              <w:t>not instantiated</w:t>
+            </w:r>
+          </w:p>
+        </w:tc>
+      </w:tr>
+      <w:tr>
+        <w:trPr/>
+        <w:tc>
+          <w:tcPr>
+            <w:tcW w:w="4679" w:type="dxa"/>
+            <w:tcBorders/>
+          </w:tcPr>
+          <w:p>
+            <w:pPr>
+              <w:pStyle w:val="Compact"/>
+              <w:widowControl/>
+              <w:spacing w:before="36" w:after="36"/>
+              <w:jc w:val="left"/>
+              <w:rPr>
+                <w:rFonts w:ascii="Cambria" w:hAnsi="Cambria" w:eastAsia="Cambria" w:cs=""/>
+                <w:kern w:val="0"/>
+                <w:sz w:val="24"/>
+                <w:szCs w:val="24"/>
+                <w:lang w:val="en-US" w:eastAsia="en-US" w:bidi="ar-SA"/>
+              </w:rPr>
+            </w:pPr>
+            <w:r>
+              <w:rPr>
+                <w:rStyle w:val="VerbatimChar"/>
+                <w:rFonts w:eastAsia="Cambria" w:cs=""/>
+                <w:kern w:val="0"/>
+                <w:szCs w:val="24"/>
+                <w:lang w:val="en-US" w:eastAsia="en-US" w:bidi="ar-SA"/>
+              </w:rPr>
+              <w:t>scoria_top</w:t>
+            </w:r>
+            <w:r>
+              <w:rPr>
+                <w:rFonts w:eastAsia="Cambria" w:cs=""/>
+                <w:kern w:val="0"/>
+                <w:sz w:val="24"/>
+                <w:szCs w:val="24"/>
+                <w:lang w:val="en-US" w:eastAsia="en-US" w:bidi="ar-SA"/>
+              </w:rPr>
+              <w:t xml:space="preserve"> / </w:t>
+            </w:r>
+            <w:r>
+              <w:rPr>
+                <w:rStyle w:val="VerbatimChar"/>
+                <w:rFonts w:eastAsia="Cambria" w:cs=""/>
+                <w:kern w:val="0"/>
+                <w:szCs w:val="24"/>
+                <w:lang w:val="en-US" w:eastAsia="en-US" w:bidi="ar-SA"/>
+              </w:rPr>
+              <w:t>scoria_dfi_layer</w:t>
+            </w:r>
+          </w:p>
+        </w:tc>
+        <w:tc>
+          <w:tcPr>
+            <w:tcW w:w="4680" w:type="dxa"/>
+            <w:tcBorders/>
+          </w:tcPr>
+          <w:p>
+            <w:pPr>
+              <w:pStyle w:val="Compact"/>
+              <w:widowControl/>
+              <w:spacing w:before="36" w:after="36"/>
+              <w:jc w:val="left"/>
+              <w:rPr>
+                <w:rFonts w:ascii="Cambria" w:hAnsi="Cambria" w:eastAsia="Cambria" w:cs=""/>
+                <w:kern w:val="0"/>
+                <w:sz w:val="24"/>
+                <w:szCs w:val="24"/>
+                <w:lang w:val="en-US" w:eastAsia="en-US" w:bidi="ar-SA"/>
+              </w:rPr>
+            </w:pPr>
+            <w:r>
+              <w:rPr>
+                <w:rFonts w:eastAsia="Cambria" w:cs=""/>
+                <w:kern w:val="0"/>
+                <w:sz w:val="24"/>
+                <w:szCs w:val="24"/>
+                <w:lang w:val="en-US" w:eastAsia="en-US" w:bidi="ar-SA"/>
+              </w:rPr>
+              <w:t xml:space="preserve">no </w:t>
+            </w:r>
+            <w:r>
+              <w:rPr>
+                <w:rStyle w:val="VerbatimChar"/>
+                <w:rFonts w:eastAsia="Cambria" w:cs=""/>
+                <w:kern w:val="0"/>
+                <w:szCs w:val="24"/>
+                <w:lang w:val="en-US" w:eastAsia="en-US" w:bidi="ar-SA"/>
+              </w:rPr>
+              <w:t>dfi_cke</w:t>
+            </w:r>
+            <w:r>
+              <w:rPr>
+                <w:rFonts w:eastAsia="Cambria" w:cs=""/>
+                <w:kern w:val="0"/>
+                <w:sz w:val="24"/>
+                <w:szCs w:val="24"/>
+                <w:lang w:val="en-US" w:eastAsia="en-US" w:bidi="ar-SA"/>
+              </w:rPr>
+              <w:t xml:space="preserve"> or </w:t>
+            </w:r>
+            <w:r>
+              <w:rPr>
+                <w:rStyle w:val="VerbatimChar"/>
+                <w:rFonts w:eastAsia="Cambria" w:cs=""/>
+                <w:kern w:val="0"/>
+                <w:szCs w:val="24"/>
+                <w:lang w:val="en-US" w:eastAsia="en-US" w:bidi="ar-SA"/>
+              </w:rPr>
+              <w:t>dfi_dram_clk_disable</w:t>
+            </w:r>
+            <w:r>
+              <w:rPr>
+                <w:rFonts w:eastAsia="Cambria" w:cs=""/>
+                <w:kern w:val="0"/>
+                <w:sz w:val="24"/>
+                <w:szCs w:val="24"/>
+                <w:lang w:val="en-US" w:eastAsia="en-US" w:bidi="ar-SA"/>
+              </w:rPr>
+              <w:t xml:space="preserve"> port at all</w:t>
+            </w:r>
+          </w:p>
+        </w:tc>
+      </w:tr>
+      <w:tr>
+        <w:trPr/>
+        <w:tc>
+          <w:tcPr>
+            <w:tcW w:w="4679" w:type="dxa"/>
+            <w:tcBorders/>
+          </w:tcPr>
+          <w:p>
+            <w:pPr>
+              <w:pStyle w:val="Compact"/>
+              <w:widowControl/>
+              <w:spacing w:before="36" w:after="36"/>
+              <w:jc w:val="left"/>
+              <w:rPr>
+                <w:rFonts w:ascii="Cambria" w:hAnsi="Cambria" w:eastAsia="Cambria" w:cs=""/>
+                <w:kern w:val="0"/>
+                <w:sz w:val="24"/>
+                <w:szCs w:val="24"/>
+                <w:lang w:val="en-US" w:eastAsia="en-US" w:bidi="ar-SA"/>
+              </w:rPr>
+            </w:pPr>
+            <w:r>
+              <w:rPr>
+                <w:rStyle w:val="VerbatimChar"/>
+                <w:rFonts w:eastAsia="Cambria" w:cs=""/>
+                <w:kern w:val="0"/>
+                <w:szCs w:val="24"/>
+                <w:lang w:val="en-US" w:eastAsia="en-US" w:bidi="ar-SA"/>
+              </w:rPr>
+              <w:t>scoria_dfi_cmd_formatter</w:t>
+            </w:r>
+          </w:p>
+        </w:tc>
+        <w:tc>
+          <w:tcPr>
+            <w:tcW w:w="4680" w:type="dxa"/>
+            <w:tcBorders/>
+          </w:tcPr>
+          <w:p>
+            <w:pPr>
+              <w:pStyle w:val="Compact"/>
+              <w:widowControl/>
+              <w:spacing w:before="36" w:after="36"/>
+              <w:jc w:val="left"/>
+              <w:rPr>
+                <w:rFonts w:ascii="Cambria" w:hAnsi="Cambria" w:eastAsia="Cambria" w:cs=""/>
+                <w:kern w:val="0"/>
+                <w:sz w:val="24"/>
+                <w:szCs w:val="24"/>
+                <w:lang w:val="en-US" w:eastAsia="en-US" w:bidi="ar-SA"/>
+              </w:rPr>
+            </w:pPr>
+            <w:r>
+              <w:rPr>
+                <w:rStyle w:val="VerbatimChar"/>
+                <w:rFonts w:eastAsia="Cambria" w:cs=""/>
+                <w:kern w:val="0"/>
+                <w:szCs w:val="24"/>
+                <w:lang w:val="en-US" w:eastAsia="en-US" w:bidi="ar-SA"/>
+              </w:rPr>
+              <w:t>OP_SREFE</w:t>
+            </w:r>
+            <w:r>
+              <w:rPr>
+                <w:rFonts w:eastAsia="Cambria" w:cs=""/>
+                <w:kern w:val="0"/>
+                <w:sz w:val="24"/>
+                <w:szCs w:val="24"/>
+                <w:lang w:val="en-US" w:eastAsia="en-US" w:bidi="ar-SA"/>
+              </w:rPr>
+              <w:t xml:space="preserve"> / </w:t>
+            </w:r>
+            <w:r>
+              <w:rPr>
+                <w:rStyle w:val="VerbatimChar"/>
+                <w:rFonts w:eastAsia="Cambria" w:cs=""/>
+                <w:kern w:val="0"/>
+                <w:szCs w:val="24"/>
+                <w:lang w:val="en-US" w:eastAsia="en-US" w:bidi="ar-SA"/>
+              </w:rPr>
+              <w:t>OP_SREFX</w:t>
+            </w:r>
+            <w:r>
+              <w:rPr>
+                <w:rFonts w:eastAsia="Cambria" w:cs=""/>
+                <w:kern w:val="0"/>
+                <w:sz w:val="24"/>
+                <w:szCs w:val="24"/>
+                <w:lang w:val="en-US" w:eastAsia="en-US" w:bidi="ar-SA"/>
+              </w:rPr>
+              <w:t xml:space="preserve"> / </w:t>
+            </w:r>
+            <w:r>
+              <w:rPr>
+                <w:rStyle w:val="VerbatimChar"/>
+                <w:rFonts w:eastAsia="Cambria" w:cs=""/>
+                <w:kern w:val="0"/>
+                <w:szCs w:val="24"/>
+                <w:lang w:val="en-US" w:eastAsia="en-US" w:bidi="ar-SA"/>
+              </w:rPr>
+              <w:t>OP_DPDE</w:t>
+            </w:r>
+            <w:r>
+              <w:rPr>
+                <w:rFonts w:eastAsia="Cambria" w:cs=""/>
+                <w:kern w:val="0"/>
+                <w:sz w:val="24"/>
+                <w:szCs w:val="24"/>
+                <w:lang w:val="en-US" w:eastAsia="en-US" w:bidi="ar-SA"/>
+              </w:rPr>
+              <w:t xml:space="preserve"> fall to the </w:t>
+            </w:r>
+            <w:r>
+              <w:rPr>
+                <w:rStyle w:val="VerbatimChar"/>
+                <w:rFonts w:eastAsia="Cambria" w:cs=""/>
+                <w:kern w:val="0"/>
+                <w:szCs w:val="24"/>
+                <w:lang w:val="en-US" w:eastAsia="en-US" w:bidi="ar-SA"/>
+              </w:rPr>
+              <w:t>default:</w:t>
+            </w:r>
+            <w:r>
+              <w:rPr>
+                <w:rFonts w:eastAsia="Cambria" w:cs=""/>
+                <w:kern w:val="0"/>
+                <w:sz w:val="24"/>
+                <w:szCs w:val="24"/>
+                <w:lang w:val="en-US" w:eastAsia="en-US" w:bidi="ar-SA"/>
+              </w:rPr>
+              <w:t xml:space="preserve"> arm and are driven as NOP</w:t>
+            </w:r>
+          </w:p>
+        </w:tc>
+      </w:tr>
+      <w:tr>
+        <w:trPr/>
+        <w:tc>
+          <w:tcPr>
+            <w:tcW w:w="4679" w:type="dxa"/>
+            <w:tcBorders/>
+          </w:tcPr>
+          <w:p>
+            <w:pPr>
+              <w:pStyle w:val="Compact"/>
+              <w:widowControl/>
+              <w:spacing w:before="36" w:after="36"/>
+              <w:jc w:val="left"/>
+              <w:rPr>
+                <w:rFonts w:ascii="Cambria" w:hAnsi="Cambria" w:eastAsia="Cambria" w:cs=""/>
+                <w:kern w:val="0"/>
+                <w:sz w:val="24"/>
+                <w:szCs w:val="24"/>
+                <w:lang w:val="en-US" w:eastAsia="en-US" w:bidi="ar-SA"/>
+              </w:rPr>
+            </w:pPr>
+            <w:r>
+              <w:rPr>
+                <w:rStyle w:val="VerbatimChar"/>
+                <w:rFonts w:eastAsia="Cambria" w:cs=""/>
+                <w:kern w:val="0"/>
+                <w:szCs w:val="24"/>
+                <w:lang w:val="en-US" w:eastAsia="en-US" w:bidi="ar-SA"/>
+              </w:rPr>
+              <w:t>scoria_cmd_arbiter</w:t>
+            </w:r>
+          </w:p>
+        </w:tc>
+        <w:tc>
+          <w:tcPr>
+            <w:tcW w:w="4680" w:type="dxa"/>
+            <w:tcBorders/>
+          </w:tcPr>
+          <w:p>
+            <w:pPr>
+              <w:pStyle w:val="Compact"/>
+              <w:widowControl/>
+              <w:spacing w:before="36" w:after="36"/>
+              <w:jc w:val="left"/>
+              <w:rPr>
+                <w:rFonts w:ascii="Cambria" w:hAnsi="Cambria" w:eastAsia="Cambria" w:cs=""/>
+                <w:kern w:val="0"/>
+                <w:sz w:val="24"/>
+                <w:szCs w:val="24"/>
+                <w:lang w:val="en-US" w:eastAsia="en-US" w:bidi="ar-SA"/>
+              </w:rPr>
+            </w:pPr>
+            <w:r>
+              <w:rPr>
+                <w:rFonts w:eastAsia="Cambria" w:cs=""/>
+                <w:kern w:val="0"/>
+                <w:sz w:val="24"/>
+                <w:szCs w:val="24"/>
+                <w:lang w:val="en-US" w:eastAsia="en-US" w:bidi="ar-SA"/>
+              </w:rPr>
+              <w:t>never picks any of those three ops</w:t>
+            </w:r>
+          </w:p>
+        </w:tc>
+      </w:tr>
+    </w:tbl>
+    <w:p>
+      <w:pPr>
+        <w:pStyle w:val="BodyText"/>
+        <w:rPr/>
+      </w:pPr>
+      <w:r>
+        <w:rPr>
+          <w:sz w:val="20"/>
+        </w:rPr>
+        <w:t>So the decision stands for the DDR3 target and must be re-made on LPDDR3’s own terms the moment an LPDDR3 device is in scope. It also tips the housekeeping question: these two files are the starting point for that work, so keeping them dormant is worth more than deleting them. See scoria-ddr3-lpddr3 TASK-003.</w:t>
       </w:r>
     </w:p>
     <w:p>
@@ -18806,6 +19652,9 @@
         </mc:AlternateContent>
       </w:r>
       <w:bookmarkEnd w:id="119"/>
+      <w:r>
+        <w:br w:type="page"/>
+      </w:r>
     </w:p>
     <w:p>
       <w:pPr>
@@ -18814,7 +19663,7 @@
         <w:spacing w:before="360" w:after="120"/>
         <w:rPr/>
       </w:pPr>
-      <w:bookmarkStart w:id="120" w:name="__RefHeading___Toc6831_1687545286"/>
+      <w:bookmarkStart w:id="120" w:name="__RefHeading___Toc7056_3463820326"/>
       <w:bookmarkStart w:id="121" w:name="X322a663345c095d213129697650ce74e5336edc"/>
       <w:bookmarkEnd w:id="120"/>
       <w:r>
@@ -18845,7 +19694,7 @@
         <w:spacing w:before="280" w:after="80"/>
         <w:rPr/>
       </w:pPr>
-      <w:bookmarkStart w:id="122" w:name="__RefHeading___Toc6833_1687545286"/>
+      <w:bookmarkStart w:id="122" w:name="__RefHeading___Toc7058_3463820326"/>
       <w:bookmarkEnd w:id="122"/>
       <w:r>
         <w:rPr>
@@ -20058,7 +20907,7 @@
         <w:spacing w:before="280" w:after="80"/>
         <w:rPr/>
       </w:pPr>
-      <w:bookmarkStart w:id="125" w:name="__RefHeading___Toc6835_1687545286"/>
+      <w:bookmarkStart w:id="125" w:name="__RefHeading___Toc7060_3463820326"/>
       <w:bookmarkEnd w:id="125"/>
       <w:r>
         <w:rPr>
@@ -20140,7 +20989,7 @@
         <w:spacing w:before="280" w:after="80"/>
         <w:rPr/>
       </w:pPr>
-      <w:bookmarkStart w:id="126" w:name="__RefHeading___Toc6837_1687545286"/>
+      <w:bookmarkStart w:id="126" w:name="__RefHeading___Toc7062_3463820326"/>
       <w:bookmarkStart w:id="127" w:name="three-consequences-for-the-sequencer"/>
       <w:bookmarkEnd w:id="126"/>
       <w:r>
@@ -20305,7 +21154,7 @@
         <w:spacing w:before="280" w:after="80"/>
         <w:rPr/>
       </w:pPr>
-      <w:bookmarkStart w:id="128" w:name="__RefHeading___Toc6839_1687545286"/>
+      <w:bookmarkStart w:id="128" w:name="__RefHeading___Toc7064_3463820326"/>
       <w:bookmarkStart w:id="129" w:name="zq-calibration"/>
       <w:bookmarkEnd w:id="128"/>
       <w:r>
@@ -20430,7 +21279,7 @@
         <w:spacing w:before="200" w:after="80"/>
         <w:rPr/>
       </w:pPr>
-      <w:bookmarkStart w:id="130" w:name="__RefHeading___Toc6841_1687545286"/>
+      <w:bookmarkStart w:id="130" w:name="__RefHeading___Toc7066_3463820326"/>
       <w:bookmarkStart w:id="131" w:name="why-zq-gets-its-own-block"/>
       <w:bookmarkEnd w:id="130"/>
       <w:r>
@@ -20751,6 +21600,9 @@
       <w:bookmarkEnd w:id="132"/>
       <w:bookmarkEnd w:id="133"/>
       <w:bookmarkEnd w:id="134"/>
+      <w:r>
+        <w:br w:type="page"/>
+      </w:r>
     </w:p>
     <w:p>
       <w:pPr>
@@ -20759,7 +21611,7 @@
         <w:spacing w:before="360" w:after="120"/>
         <w:rPr/>
       </w:pPr>
-      <w:bookmarkStart w:id="135" w:name="__RefHeading___Toc6843_1687545286"/>
+      <w:bookmarkStart w:id="135" w:name="__RefHeading___Toc7068_3463820326"/>
       <w:bookmarkStart w:id="136" w:name="Xf12a94f6f115163fc645b91d6fa866357947b61"/>
       <w:bookmarkEnd w:id="135"/>
       <w:r>
@@ -20790,7 +21642,7 @@
         <w:spacing w:before="280" w:after="80"/>
         <w:rPr/>
       </w:pPr>
-      <w:bookmarkStart w:id="137" w:name="__RefHeading___Toc6845_1687545286"/>
+      <w:bookmarkStart w:id="137" w:name="__RefHeading___Toc7070_3463820326"/>
       <w:bookmarkStart w:id="138" w:name="what-write-leveling-is-for"/>
       <w:bookmarkEnd w:id="137"/>
       <w:r>
@@ -20835,7 +21687,7 @@
         <w:spacing w:before="280" w:after="80"/>
         <w:rPr/>
       </w:pPr>
-      <w:bookmarkStart w:id="140" w:name="__RefHeading___Toc6847_1687545286"/>
+      <w:bookmarkStart w:id="140" w:name="__RefHeading___Toc7072_3463820326"/>
       <w:bookmarkStart w:id="141" w:name="X0014f3b073e82ca3263c202e3fe24d8a31c1d66"/>
       <w:bookmarkEnd w:id="140"/>
       <w:r>
@@ -21049,7 +21901,7 @@
         <w:spacing w:before="280" w:after="80"/>
         <w:rPr/>
       </w:pPr>
-      <w:bookmarkStart w:id="142" w:name="__RefHeading___Toc6849_1687545286"/>
+      <w:bookmarkStart w:id="142" w:name="__RefHeading___Toc7074_3463820326"/>
       <w:bookmarkEnd w:id="142"/>
       <w:r>
         <w:rPr>
@@ -21687,7 +22539,7 @@
         <w:spacing w:before="280" w:after="80"/>
         <w:rPr/>
       </w:pPr>
-      <w:bookmarkStart w:id="145" w:name="__RefHeading___Toc6851_1687545286"/>
+      <w:bookmarkStart w:id="145" w:name="__RefHeading___Toc7076_3463820326"/>
       <w:bookmarkEnd w:id="145"/>
       <w:r>
         <w:rPr>
@@ -22495,7 +23347,7 @@
         <w:spacing w:before="280" w:after="80"/>
         <w:rPr/>
       </w:pPr>
-      <w:bookmarkStart w:id="147" w:name="__RefHeading___Toc6853_1687545286"/>
+      <w:bookmarkStart w:id="147" w:name="__RefHeading___Toc7078_3463820326"/>
       <w:bookmarkStart w:id="148" w:name="Xdb45dd4fc6129a8b862c0cd018bdd5b8a50b51b"/>
       <w:bookmarkEnd w:id="147"/>
       <w:r>
@@ -22642,6 +23494,9 @@
       </w:r>
       <w:bookmarkEnd w:id="149"/>
       <w:bookmarkEnd w:id="150"/>
+      <w:r>
+        <w:br w:type="page"/>
+      </w:r>
     </w:p>
     <w:p>
       <w:pPr>
@@ -22650,7 +23505,7 @@
         <w:spacing w:before="360" w:after="120"/>
         <w:rPr/>
       </w:pPr>
-      <w:bookmarkStart w:id="151" w:name="__RefHeading___Toc6855_1687545286"/>
+      <w:bookmarkStart w:id="151" w:name="__RefHeading___Toc7080_3463820326"/>
       <w:bookmarkStart w:id="152" w:name="Xb52a5c0b77c0c24e0175bac651c7344ea195a2e"/>
       <w:bookmarkEnd w:id="151"/>
       <w:r>
@@ -22681,7 +23536,7 @@
         <w:spacing w:before="280" w:after="80"/>
         <w:rPr/>
       </w:pPr>
-      <w:bookmarkStart w:id="153" w:name="__RefHeading___Toc6857_1687545286"/>
+      <w:bookmarkStart w:id="153" w:name="__RefHeading___Toc7082_3463820326"/>
       <w:bookmarkStart w:id="154" w:name="marking-inherited-with-a-mode-select"/>
       <w:bookmarkEnd w:id="153"/>
       <w:r>
@@ -22752,7 +23607,7 @@
         <w:spacing w:before="280" w:after="80"/>
         <w:rPr/>
       </w:pPr>
-      <w:bookmarkStart w:id="155" w:name="__RefHeading___Toc6859_1687545286"/>
+      <w:bookmarkStart w:id="155" w:name="__RefHeading___Toc7084_3463820326"/>
       <w:bookmarkStart w:id="156" w:name="what-pumice-already-has"/>
       <w:bookmarkEnd w:id="155"/>
       <w:r>
@@ -22904,7 +23759,7 @@
         <w:spacing w:before="280" w:after="80"/>
         <w:rPr/>
       </w:pPr>
-      <w:bookmarkStart w:id="158" w:name="__RefHeading___Toc6861_1687545286"/>
+      <w:bookmarkStart w:id="158" w:name="__RefHeading___Toc7086_3463820326"/>
       <w:bookmarkStart w:id="159" w:name="lpddr3-keeps-the-same-mechanism"/>
       <w:bookmarkEnd w:id="158"/>
       <w:r>
@@ -23008,7 +23863,7 @@
         <w:spacing w:before="280" w:after="80"/>
         <w:rPr/>
       </w:pPr>
-      <w:bookmarkStart w:id="160" w:name="__RefHeading___Toc6863_1687545286"/>
+      <w:bookmarkStart w:id="160" w:name="__RefHeading___Toc7088_3463820326"/>
       <w:bookmarkStart w:id="161" w:name="refresh-by-memtype"/>
       <w:bookmarkEnd w:id="160"/>
       <w:r>
@@ -23377,7 +24232,7 @@
         <w:spacing w:before="280" w:after="80"/>
         <w:rPr/>
       </w:pPr>
-      <w:bookmarkStart w:id="164" w:name="__RefHeading___Toc6865_1687545286"/>
+      <w:bookmarkStart w:id="164" w:name="__RefHeading___Toc7090_3463820326"/>
       <w:bookmarkStart w:id="165" w:name="requirements"/>
       <w:bookmarkEnd w:id="164"/>
       <w:r>
@@ -23627,6 +24482,9 @@
       </w:r>
       <w:bookmarkEnd w:id="166"/>
       <w:bookmarkEnd w:id="167"/>
+      <w:r>
+        <w:br w:type="page"/>
+      </w:r>
     </w:p>
     <w:p>
       <w:pPr>
@@ -23635,7 +24493,7 @@
         <w:spacing w:before="360" w:after="120"/>
         <w:rPr/>
       </w:pPr>
-      <w:bookmarkStart w:id="168" w:name="__RefHeading___Toc6867_1687545286"/>
+      <w:bookmarkStart w:id="168" w:name="__RefHeading___Toc7092_3463820326"/>
       <w:bookmarkStart w:id="169" w:name="X673c58e1aa086244c396c20afc94b48e0eeb786"/>
       <w:bookmarkEnd w:id="168"/>
       <w:r>
@@ -23666,7 +24524,7 @@
         <w:spacing w:before="280" w:after="80"/>
         <w:rPr/>
       </w:pPr>
-      <w:bookmarkStart w:id="170" w:name="__RefHeading___Toc6869_1687545286"/>
+      <w:bookmarkStart w:id="170" w:name="__RefHeading___Toc7094_3463820326"/>
       <w:bookmarkStart w:id="171" w:name="the-revision-decision"/>
       <w:bookmarkEnd w:id="170"/>
       <w:r>
@@ -23776,7 +24634,7 @@
         <w:spacing w:before="280" w:after="80"/>
         <w:rPr/>
       </w:pPr>
-      <w:bookmarkStart w:id="172" w:name="__RefHeading___Toc6871_1687545286"/>
+      <w:bookmarkStart w:id="172" w:name="__RefHeading___Toc7096_3463820326"/>
       <w:bookmarkStart w:id="173" w:name="X4a8c7a8d12f1d6772a63e722ba397eb43d1a178"/>
       <w:bookmarkEnd w:id="172"/>
       <w:r>
@@ -24031,7 +24889,7 @@
         <w:spacing w:before="280" w:after="80"/>
         <w:rPr/>
       </w:pPr>
-      <w:bookmarkStart w:id="175" w:name="__RefHeading___Toc6873_1687545286"/>
+      <w:bookmarkStart w:id="175" w:name="__RefHeading___Toc7098_3463820326"/>
       <w:bookmarkStart w:id="176" w:name="what-changes-and-matters"/>
       <w:bookmarkEnd w:id="175"/>
       <w:r>
@@ -24059,7 +24917,7 @@
         <w:spacing w:before="200" w:after="80"/>
         <w:rPr/>
       </w:pPr>
-      <w:bookmarkStart w:id="177" w:name="__RefHeading___Toc6875_1687545286"/>
+      <w:bookmarkStart w:id="177" w:name="__RefHeading___Toc7100_3463820326"/>
       <w:bookmarkStart w:id="178" w:name="leveling-reworked-outright"/>
       <w:bookmarkEnd w:id="177"/>
       <w:r>
@@ -24838,7 +25696,7 @@
         <w:spacing w:before="200" w:after="80"/>
         <w:rPr/>
       </w:pPr>
-      <w:bookmarkStart w:id="180" w:name="__RefHeading___Toc6877_1687545286"/>
+      <w:bookmarkStart w:id="180" w:name="__RefHeading___Toc7102_3463820326"/>
       <w:bookmarkStart w:id="181" w:name="Xab355cd4f40da0b678e8f915eed33931fe880b1"/>
       <w:bookmarkEnd w:id="180"/>
       <w:r>
@@ -24935,33 +25793,7 @@
         <w:rPr>
           <w:sz w:val="20"/>
         </w:rPr>
-        <w:t xml:space="preserve"> implements no DFI low-power interface, and LiteDRAM’s generated DDR3 controller drives none — power-down there is CKE plus </w:t>
-      </w:r>
-      <w:r>
-        <w:rPr>
-          <w:rStyle w:val="VerbatimChar"/>
-          <w:sz w:val="20"/>
-        </w:rPr>
-        <w:t>SRE</w:t>
-      </w:r>
-      <w:r>
-        <w:rPr>
-          <w:sz w:val="20"/>
-        </w:rPr>
-        <w:t>/</w:t>
-      </w:r>
-      <w:r>
-        <w:rPr>
-          <w:rStyle w:val="VerbatimChar"/>
-          <w:sz w:val="20"/>
-        </w:rPr>
-        <w:t>SRX</w:t>
-      </w:r>
-      <w:r>
-        <w:rPr>
-          <w:sz w:val="20"/>
-        </w:rPr>
-        <w:t>. scoria exposes both requests for spec compliance and for a future PHY that consumes them, with the specified behaviour that an unacknowledged request times out and reports rather than blocking power-down. See Chapter 3.1.</w:t>
+        <w:t xml:space="preserve"> implements no DFI low-power interface, and LiteDRAM’s generated DDR3 controller drives none. Nor does it power down by DRAM command: measured in the generated core, there is no self-refresh or power-down engine at all, and CKE is a CSR bit software raises during init. scoria exposes both requests for spec compliance and for a future PHY that consumes them, with the specified behaviour that an unacknowledged request times out and reports rather than blocking power-down. See Chapter 3.1.</w:t>
       </w:r>
       <w:bookmarkEnd w:id="181"/>
     </w:p>
@@ -24971,7 +25803,7 @@
         <w:spacing w:before="200" w:after="80"/>
         <w:rPr/>
       </w:pPr>
-      <w:bookmarkStart w:id="182" w:name="__RefHeading___Toc6879_1687545286"/>
+      <w:bookmarkStart w:id="182" w:name="__RefHeading___Toc7104_3463820326"/>
       <w:bookmarkStart w:id="183" w:name="initialization-and-errors"/>
       <w:bookmarkEnd w:id="182"/>
       <w:r>
@@ -25075,7 +25907,7 @@
         <w:spacing w:before="280" w:after="80"/>
         <w:rPr/>
       </w:pPr>
-      <w:bookmarkStart w:id="184" w:name="__RefHeading___Toc6881_1687545286"/>
+      <w:bookmarkStart w:id="184" w:name="__RefHeading___Toc7106_3463820326"/>
       <w:bookmarkStart w:id="185" w:name="what-scoria-does-not-implement"/>
       <w:bookmarkEnd w:id="184"/>
       <w:r>
@@ -25839,6 +26671,9 @@
       </w:r>
       <w:bookmarkEnd w:id="187"/>
       <w:bookmarkEnd w:id="188"/>
+      <w:r>
+        <w:br w:type="page"/>
+      </w:r>
     </w:p>
     <w:p>
       <w:pPr>
@@ -25847,7 +26682,7 @@
         <w:spacing w:before="360" w:after="120"/>
         <w:rPr/>
       </w:pPr>
-      <w:bookmarkStart w:id="189" w:name="__RefHeading___Toc6883_1687545286"/>
+      <w:bookmarkStart w:id="189" w:name="__RefHeading___Toc7108_3463820326"/>
       <w:bookmarkStart w:id="190" w:name="axi4-slave-and-apb-csr"/>
       <w:bookmarkEnd w:id="189"/>
       <w:r>
@@ -25904,7 +26739,7 @@
         <w:spacing w:before="280" w:after="80"/>
         <w:rPr/>
       </w:pPr>
-      <w:bookmarkStart w:id="191" w:name="__RefHeading___Toc6885_1687545286"/>
+      <w:bookmarkStart w:id="191" w:name="__RefHeading___Toc7110_3463820326"/>
       <w:bookmarkStart w:id="192" w:name="axi4-slave"/>
       <w:bookmarkEnd w:id="191"/>
       <w:r>
@@ -26019,7 +26854,7 @@
         <w:spacing w:before="280" w:after="80"/>
         <w:rPr/>
       </w:pPr>
-      <w:bookmarkStart w:id="193" w:name="__RefHeading___Toc6887_1687545286"/>
+      <w:bookmarkStart w:id="193" w:name="__RefHeading___Toc7112_3463820326"/>
       <w:bookmarkStart w:id="194" w:name="apb-csr"/>
       <w:bookmarkEnd w:id="193"/>
       <w:r>
@@ -26156,7 +26991,7 @@
         <w:spacing w:before="280" w:after="80"/>
         <w:rPr/>
       </w:pPr>
-      <w:bookmarkStart w:id="195" w:name="__RefHeading___Toc6889_1687545286"/>
+      <w:bookmarkStart w:id="195" w:name="__RefHeading___Toc7114_3463820326"/>
       <w:bookmarkStart w:id="196" w:name="X7e8a59554730ce0a24cefdbfee98bb5c7d6d8b0"/>
       <w:bookmarkEnd w:id="195"/>
       <w:r>
@@ -26342,6 +27177,9 @@
       </w:r>
       <w:bookmarkEnd w:id="197"/>
       <w:bookmarkEnd w:id="198"/>
+      <w:r>
+        <w:br w:type="page"/>
+      </w:r>
     </w:p>
     <w:p>
       <w:pPr>
@@ -26350,7 +27188,7 @@
         <w:spacing w:before="360" w:after="120"/>
         <w:rPr/>
       </w:pPr>
-      <w:bookmarkStart w:id="199" w:name="__RefHeading___Toc6891_1687545286"/>
+      <w:bookmarkStart w:id="199" w:name="__RefHeading___Toc7116_3463820326"/>
       <w:bookmarkStart w:id="200" w:name="scoria_pkg-and-build-time-vs-runtime"/>
       <w:bookmarkEnd w:id="199"/>
       <w:r>
@@ -26381,7 +27219,7 @@
         <w:spacing w:before="280" w:after="80"/>
         <w:rPr/>
       </w:pPr>
-      <w:bookmarkStart w:id="201" w:name="__RefHeading___Toc6893_1687545286"/>
+      <w:bookmarkStart w:id="201" w:name="__RefHeading___Toc7118_3463820326"/>
       <w:bookmarkStart w:id="202" w:name="the-package-decision-d3"/>
       <w:bookmarkEnd w:id="201"/>
       <w:r>
@@ -26692,7 +27530,7 @@
         <w:spacing w:before="280" w:after="80"/>
         <w:rPr/>
       </w:pPr>
-      <w:bookmarkStart w:id="203" w:name="__RefHeading___Toc6895_1687545286"/>
+      <w:bookmarkStart w:id="203" w:name="__RefHeading___Toc7120_3463820326"/>
       <w:bookmarkStart w:id="204" w:name="X02098df353a6a2d4dc4b0c16fb9b3ba311881da"/>
       <w:bookmarkEnd w:id="203"/>
       <w:r>
@@ -27823,7 +28661,7 @@
         <w:spacing w:before="280" w:after="80"/>
         <w:rPr/>
       </w:pPr>
-      <w:bookmarkStart w:id="206" w:name="__RefHeading___Toc6897_1687545286"/>
+      <w:bookmarkStart w:id="206" w:name="__RefHeading___Toc7122_3463820326"/>
       <w:bookmarkStart w:id="207" w:name="new-csr-groups"/>
       <w:bookmarkEnd w:id="206"/>
       <w:r>
@@ -28456,6 +29294,9 @@
       </w:r>
       <w:bookmarkEnd w:id="209"/>
       <w:bookmarkEnd w:id="210"/>
+      <w:r>
+        <w:br w:type="page"/>
+      </w:r>
     </w:p>
     <w:p>
       <w:pPr>
@@ -28464,7 +29305,7 @@
         <w:spacing w:before="360" w:after="120"/>
         <w:rPr/>
       </w:pPr>
-      <w:bookmarkStart w:id="211" w:name="__RefHeading___Toc6899_1687545286"/>
+      <w:bookmarkStart w:id="211" w:name="__RefHeading___Toc7124_3463820326"/>
       <w:bookmarkStart w:id="212" w:name="Xed9b771463e37213e7e07b65387c20d691537e0"/>
       <w:bookmarkEnd w:id="211"/>
       <w:r>
@@ -28495,7 +29336,7 @@
         <w:spacing w:before="280" w:after="80"/>
         <w:rPr/>
       </w:pPr>
-      <w:bookmarkStart w:id="213" w:name="__RefHeading___Toc6901_1687545286"/>
+      <w:bookmarkStart w:id="213" w:name="__RefHeading___Toc7126_3463820326"/>
       <w:bookmarkStart w:id="214" w:name="the-target-is-the-dfi-boundary"/>
       <w:bookmarkEnd w:id="213"/>
       <w:r>
@@ -28599,7 +29440,7 @@
         <w:spacing w:before="280" w:after="80"/>
         <w:rPr/>
       </w:pPr>
-      <w:bookmarkStart w:id="216" w:name="__RefHeading___Toc6903_1687545286"/>
+      <w:bookmarkStart w:id="216" w:name="__RefHeading___Toc7128_3463820326"/>
       <w:bookmarkStart w:id="217" w:name="X7c421aaab229b4d61f832bab40844dfee077094"/>
       <w:bookmarkEnd w:id="216"/>
       <w:r>
@@ -28887,7 +29728,7 @@
         <w:spacing w:before="280" w:after="80"/>
         <w:rPr/>
       </w:pPr>
-      <w:bookmarkStart w:id="218" w:name="__RefHeading___Toc6905_1687545286"/>
+      <w:bookmarkStart w:id="218" w:name="__RefHeading___Toc7130_3463820326"/>
       <w:bookmarkStart w:id="219" w:name="question-resolutions-v0.2"/>
       <w:bookmarkEnd w:id="218"/>
       <w:r>
@@ -29673,7 +30514,7 @@
         <w:spacing w:before="200" w:after="80"/>
         <w:rPr/>
       </w:pPr>
-      <w:bookmarkStart w:id="221" w:name="__RefHeading___Toc6907_1687545286"/>
+      <w:bookmarkStart w:id="221" w:name="__RefHeading___Toc7132_3463820326"/>
       <w:bookmarkEnd w:id="221"/>
       <w:r>
         <w:rPr>
@@ -30156,7 +30997,7 @@
         <w:spacing w:before="200" w:after="80"/>
         <w:rPr/>
       </w:pPr>
-      <w:bookmarkStart w:id="222" w:name="__RefHeading___Toc6909_1687545286"/>
+      <w:bookmarkStart w:id="222" w:name="__RefHeading___Toc7134_3463820326"/>
       <w:bookmarkStart w:id="223" w:name="q2-zqcs-is-a-request-never-a-preemption"/>
       <w:bookmarkEnd w:id="222"/>
       <w:r>
@@ -30462,7 +31303,7 @@
         <w:spacing w:before="200" w:after="80"/>
         <w:rPr/>
       </w:pPr>
-      <w:bookmarkStart w:id="224" w:name="__RefHeading___Toc6911_1687545286"/>
+      <w:bookmarkStart w:id="224" w:name="__RefHeading___Toc7136_3463820326"/>
       <w:bookmarkStart w:id="225" w:name="q3-sample-the-prime-dq-bit-only"/>
       <w:bookmarkEnd w:id="224"/>
       <w:r>
@@ -30559,7 +31400,7 @@
         <w:spacing w:before="200" w:after="80"/>
         <w:rPr/>
       </w:pPr>
-      <w:bookmarkStart w:id="226" w:name="__RefHeading___Toc6913_1687545286"/>
+      <w:bookmarkStart w:id="226" w:name="__RefHeading___Toc7138_3463820326"/>
       <w:bookmarkStart w:id="227" w:name="q5-struck-rather-than-deferred"/>
       <w:bookmarkEnd w:id="226"/>
       <w:r>
@@ -30655,7 +31496,7 @@
         <w:spacing w:before="280" w:after="80"/>
         <w:rPr/>
       </w:pPr>
-      <w:bookmarkStart w:id="228" w:name="__RefHeading___Toc6915_1687545286"/>
+      <w:bookmarkStart w:id="228" w:name="__RefHeading___Toc7140_3463820326"/>
       <w:bookmarkStart w:id="229" w:name="what-would-make-this-a-1.0"/>
       <w:bookmarkEnd w:id="228"/>
       <w:r>
@@ -30896,7 +31737,7 @@
           </w:r>
           <w:r>
             <w:rPr/>
-            <w:t>47</w:t>
+            <w:t>58</w:t>
           </w:r>
           <w:r>
             <w:rPr/>
@@ -30923,7 +31764,7 @@
           </w:r>
           <w:r>
             <w:rPr/>
-            <w:t>47</w:t>
+            <w:t>58</w:t>
           </w:r>
           <w:r>
             <w:rPr/>
@@ -31043,7 +31884,7 @@
           </w:r>
           <w:r>
             <w:rPr/>
-            <w:t>47</w:t>
+            <w:t>58</w:t>
           </w:r>
           <w:r>
             <w:rPr/>
@@ -31070,7 +31911,7 @@
           </w:r>
           <w:r>
             <w:rPr/>
-            <w:t>47</w:t>
+            <w:t>58</w:t>
           </w:r>
           <w:r>
             <w:rPr/>
